--- a/doc/詩/唐朝/羅隱/羅隱-自遣.docx
+++ b/doc/詩/唐朝/羅隱/羅隱-自遣.docx
@@ -1,6 +1,6 @@
 
 <file path=word/document.xml><?xml version="1.0" encoding="utf-8"?>
-<w:document xmlns:wpc="http://schemas.microsoft.com/office/word/2010/wordprocessingCanvas" xmlns:cx="http://schemas.microsoft.com/office/drawing/2014/chartex" xmlns:cx1="http://schemas.microsoft.com/office/drawing/2015/9/8/chartex" xmlns:cx2="http://schemas.microsoft.com/office/drawing/2015/10/21/chartex" xmlns:cx3="http://schemas.microsoft.com/office/drawing/2016/5/9/chartex" xmlns:cx4="http://schemas.microsoft.com/office/drawing/2016/5/10/chartex" xmlns:cx5="http://schemas.microsoft.com/office/drawing/2016/5/11/chartex" xmlns:cx6="http://schemas.microsoft.com/office/drawing/2016/5/12/chartex" xmlns:cx7="http://schemas.microsoft.com/office/drawing/2016/5/13/chartex" xmlns:cx8="http://schemas.microsoft.com/office/drawing/2016/5/14/chartex" xmlns:mc="http://schemas.openxmlformats.org/markup-compatibility/2006" xmlns:aink="http://schemas.microsoft.com/office/drawing/2016/ink" xmlns:am3d="http://schemas.microsoft.com/office/drawing/2017/model3d" xmlns:o="urn:schemas-microsoft-com:office:office" xmlns:oel="http://schemas.microsoft.com/office/2019/extlst" xmlns:r="http://schemas.openxmlformats.org/officeDocument/2006/relationships" xmlns:m="http://schemas.openxmlformats.org/officeDocument/2006/math" xmlns:v="urn:schemas-microsoft-com:vml" xmlns:wp14="http://schemas.microsoft.com/office/word/2010/wordprocessingDrawing" xmlns:wp="http://schemas.openxmlformats.org/drawingml/2006/wordprocessingDrawing" xmlns:w10="urn:schemas-microsoft-com:office:word" xmlns:w="http://schemas.openxmlformats.org/wordprocessingml/2006/main" xmlns:w14="http://schemas.microsoft.com/office/word/2010/wordml" xmlns:w15="http://schemas.microsoft.com/office/word/2012/wordml" xmlns:w16cex="http://schemas.microsoft.com/office/word/2018/wordml/cex" xmlns:w16cid="http://schemas.microsoft.com/office/word/2016/wordml/cid" xmlns:w16="http://schemas.microsoft.com/office/word/2018/wordml" xmlns:w16du="http://schemas.microsoft.com/office/word/2023/wordml/word16du" xmlns:w16sdtdh="http://schemas.microsoft.com/office/word/2020/wordml/sdtdatahash" xmlns:w16se="http://schemas.microsoft.com/office/word/2015/wordml/symex" xmlns:wpg="http://schemas.microsoft.com/office/word/2010/wordprocessingGroup" xmlns:wpi="http://schemas.microsoft.com/office/word/2010/wordprocessingInk" xmlns:wne="http://schemas.microsoft.com/office/word/2006/wordml" xmlns:wps="http://schemas.microsoft.com/office/word/2010/wordprocessingShape" mc:Ignorable="w14 w15 w16se w16cid w16 w16cex w16sdtdh wp14">
+<w:document xmlns:wpc="http://schemas.microsoft.com/office/word/2010/wordprocessingCanvas" xmlns:cx="http://schemas.microsoft.com/office/drawing/2014/chartex" xmlns:cx1="http://schemas.microsoft.com/office/drawing/2015/9/8/chartex" xmlns:cx2="http://schemas.microsoft.com/office/drawing/2015/10/21/chartex" xmlns:cx3="http://schemas.microsoft.com/office/drawing/2016/5/9/chartex" xmlns:cx4="http://schemas.microsoft.com/office/drawing/2016/5/10/chartex" xmlns:cx5="http://schemas.microsoft.com/office/drawing/2016/5/11/chartex" xmlns:cx6="http://schemas.microsoft.com/office/drawing/2016/5/12/chartex" xmlns:cx7="http://schemas.microsoft.com/office/drawing/2016/5/13/chartex" xmlns:cx8="http://schemas.microsoft.com/office/drawing/2016/5/14/chartex" xmlns:mc="http://schemas.openxmlformats.org/markup-compatibility/2006" xmlns:aink="http://schemas.microsoft.com/office/drawing/2016/ink" xmlns:am3d="http://schemas.microsoft.com/office/drawing/2017/model3d" xmlns:o="urn:schemas-microsoft-com:office:office" xmlns:r="http://schemas.openxmlformats.org/officeDocument/2006/relationships" xmlns:m="http://schemas.openxmlformats.org/officeDocument/2006/math" xmlns:v="urn:schemas-microsoft-com:vml" xmlns:wp14="http://schemas.microsoft.com/office/word/2010/wordprocessingDrawing" xmlns:wp="http://schemas.openxmlformats.org/drawingml/2006/wordprocessingDrawing" xmlns:w10="urn:schemas-microsoft-com:office:word" xmlns:w="http://schemas.openxmlformats.org/wordprocessingml/2006/main" xmlns:w14="http://schemas.microsoft.com/office/word/2010/wordml" xmlns:w15="http://schemas.microsoft.com/office/word/2012/wordml" xmlns:w16cex="http://schemas.microsoft.com/office/word/2018/wordml/cex" xmlns:w16cid="http://schemas.microsoft.com/office/word/2016/wordml/cid" xmlns:w16="http://schemas.microsoft.com/office/word/2018/wordml" xmlns:w16sdtdh="http://schemas.microsoft.com/office/word/2020/wordml/sdtdatahash" xmlns:w16se="http://schemas.microsoft.com/office/word/2015/wordml/symex" xmlns:wpg="http://schemas.microsoft.com/office/word/2010/wordprocessingGroup" xmlns:wpi="http://schemas.microsoft.com/office/word/2010/wordprocessingInk" xmlns:wne="http://schemas.microsoft.com/office/word/2006/wordml" xmlns:wps="http://schemas.microsoft.com/office/word/2010/wordprocessingShape" mc:Ignorable="w14 w15 w16se w16cid w16 w16cex w16sdtdh wp14">
   <w:body>
     <w:p>
       <w:pPr>
@@ -10,7 +10,6 @@
           <w:sz w:val="52"/>
         </w:rPr>
       </w:pPr>
-      <w:proofErr w:type="gramStart"/>
       <w:r>
         <w:rPr>
           <w:rFonts w:hint="eastAsia"/>
@@ -46,7 +45,6 @@
         </w:rPr>
         <w:t>》</w:t>
       </w:r>
-      <w:proofErr w:type="gramEnd"/>
       <w:r>
         <w:rPr>
           <w:rFonts w:hint="eastAsia"/>
@@ -63,16 +61,7 @@
           <w:sz w:val="52"/>
           <w:szCs w:val="52"/>
         </w:rPr>
-        <w:t xml:space="preserve">              </w:t>
-      </w:r>
-      <w:r>
-        <w:rPr>
-          <w:rFonts w:hint="eastAsia"/>
-          <w:kern w:val="0"/>
-          <w:sz w:val="52"/>
-          <w:szCs w:val="52"/>
-        </w:rPr>
-        <w:t xml:space="preserve"> </w:t>
+        <w:t xml:space="preserve">            </w:t>
       </w:r>
       <w:r>
         <w:rPr>
@@ -195,23 +184,7 @@
           <w:rFonts w:hint="eastAsia"/>
           <w:szCs w:val="28"/>
         </w:rPr>
-        <w:t>得到的時候就放聲高歌沒有就由他去吧，</w:t>
-      </w:r>
-      <w:proofErr w:type="gramStart"/>
-      <w:r>
-        <w:rPr>
-          <w:rFonts w:hint="eastAsia"/>
-          <w:szCs w:val="28"/>
-        </w:rPr>
-        <w:t>愁恨全然</w:t>
-      </w:r>
-      <w:proofErr w:type="gramEnd"/>
-      <w:r>
-        <w:rPr>
-          <w:rFonts w:hint="eastAsia"/>
-          <w:szCs w:val="28"/>
-        </w:rPr>
-        <w:t>不理照樣樂悠悠。</w:t>
+        <w:t>得到機會或順心時就盡情歡歌，失去時就此罷休；</w:t>
       </w:r>
     </w:p>
     <w:p>
@@ -227,44 +200,60 @@
           <w:rFonts w:hint="eastAsia"/>
           <w:szCs w:val="28"/>
         </w:rPr>
-        <w:t>今天有酒就痛快暢飲喝他</w:t>
-      </w:r>
-      <w:proofErr w:type="gramStart"/>
-      <w:r>
-        <w:rPr>
-          <w:rFonts w:hint="eastAsia"/>
-          <w:szCs w:val="28"/>
-        </w:rPr>
-        <w:t>個</w:t>
-      </w:r>
-      <w:proofErr w:type="gramEnd"/>
-      <w:r>
-        <w:rPr>
-          <w:rFonts w:hint="eastAsia"/>
-          <w:szCs w:val="28"/>
-        </w:rPr>
-        <w:t>酩酊大醉，明日的憂慮就等明天</w:t>
-      </w:r>
-      <w:proofErr w:type="gramStart"/>
-      <w:r>
-        <w:rPr>
-          <w:rFonts w:hint="eastAsia"/>
-          <w:szCs w:val="28"/>
-        </w:rPr>
-        <w:t>再煩愁</w:t>
-      </w:r>
-      <w:proofErr w:type="gramEnd"/>
-      <w:r>
-        <w:rPr>
-          <w:rFonts w:hint="eastAsia"/>
-          <w:szCs w:val="28"/>
-        </w:rPr>
-        <w:t>。</w:t>
+        <w:t>世間縱有再多的憂愁與怨恨，也都讓它隨風而去、悠然淡忘。</w:t>
       </w:r>
     </w:p>
     <w:p>
       <w:pPr>
         <w:spacing w:beforeLines="50" w:before="120" w:after="0" w:line="300" w:lineRule="auto"/>
+        <w:ind w:left="0" w:right="0" w:firstLine="0"/>
+        <w:rPr>
+          <w:szCs w:val="28"/>
+        </w:rPr>
+      </w:pPr>
+      <w:r>
+        <w:rPr>
+          <w:rFonts w:hint="eastAsia"/>
+          <w:szCs w:val="28"/>
+        </w:rPr>
+        <w:t>今天有酒就今天痛快暢飲、享受當下的快樂；</w:t>
+      </w:r>
+    </w:p>
+    <w:p>
+      <w:pPr>
+        <w:spacing w:beforeLines="50" w:before="120" w:after="0" w:line="300" w:lineRule="auto"/>
+        <w:ind w:left="0" w:right="0" w:firstLine="0"/>
+        <w:rPr>
+          <w:szCs w:val="28"/>
+        </w:rPr>
+      </w:pPr>
+      <w:r>
+        <w:rPr>
+          <w:rFonts w:hint="eastAsia"/>
+          <w:szCs w:val="28"/>
+        </w:rPr>
+        <w:t>明天的</w:t>
+      </w:r>
+      <w:proofErr w:type="gramStart"/>
+      <w:r>
+        <w:rPr>
+          <w:rFonts w:hint="eastAsia"/>
+          <w:szCs w:val="28"/>
+        </w:rPr>
+        <w:t>憂愁，</w:t>
+      </w:r>
+      <w:proofErr w:type="gramEnd"/>
+      <w:r>
+        <w:rPr>
+          <w:rFonts w:hint="eastAsia"/>
+          <w:szCs w:val="28"/>
+        </w:rPr>
+        <w:t>那就等明天來了再去發愁吧。</w:t>
+      </w:r>
+    </w:p>
+    <w:p>
+      <w:pPr>
+        <w:spacing w:beforeLines="50" w:before="120" w:after="0" w:line="440" w:lineRule="exact"/>
         <w:ind w:left="0" w:right="0" w:firstLine="0"/>
         <w:rPr>
           <w:sz w:val="32"/>
@@ -289,7 +278,7 @@
           <w:numId w:val="18"/>
         </w:numPr>
         <w:spacing w:after="0" w:line="400" w:lineRule="exact"/>
-        <w:ind w:leftChars="0" w:right="0"/>
+        <w:ind w:leftChars="0" w:left="284" w:right="0" w:hanging="284"/>
         <w:rPr>
           <w:color w:val="0F0F0F"/>
           <w:szCs w:val="28"/>
@@ -301,7 +290,108 @@
           <w:color w:val="0F0F0F"/>
           <w:szCs w:val="28"/>
         </w:rPr>
-        <w:t>得：指得到高歌機會。失：指失去這個機會。</w:t>
+        <w:t>得：</w:t>
+      </w:r>
+      <w:r>
+        <w:rPr>
+          <w:rFonts w:hint="eastAsia"/>
+          <w:color w:val="0F0F0F"/>
+          <w:szCs w:val="28"/>
+        </w:rPr>
+        <w:t>「得志」或「順心、如意」</w:t>
+      </w:r>
+      <w:r>
+        <w:rPr>
+          <w:rFonts w:hint="eastAsia"/>
+          <w:color w:val="0F0F0F"/>
+          <w:szCs w:val="28"/>
+        </w:rPr>
+        <w:t>。</w:t>
+      </w:r>
+      <w:r>
+        <w:rPr>
+          <w:rFonts w:hint="eastAsia"/>
+          <w:color w:val="0F0F0F"/>
+          <w:szCs w:val="28"/>
+        </w:rPr>
+        <w:t>指的是在功名、事業或生活上獲得了機會、成就或獎賞。</w:t>
+      </w:r>
+      <w:r>
+        <w:rPr>
+          <w:color w:val="0F0F0F"/>
+          <w:szCs w:val="28"/>
+        </w:rPr>
+        <w:br/>
+      </w:r>
+      <w:r>
+        <w:rPr>
+          <w:rFonts w:hint="eastAsia"/>
+          <w:color w:val="0F0F0F"/>
+          <w:szCs w:val="28"/>
+        </w:rPr>
+        <w:t>寫下這首詩的作者羅隱，一生考了十幾次科舉都落榜（史稱「十上</w:t>
+      </w:r>
+      <w:proofErr w:type="gramStart"/>
+      <w:r>
+        <w:rPr>
+          <w:rFonts w:hint="eastAsia"/>
+          <w:color w:val="0F0F0F"/>
+          <w:szCs w:val="28"/>
+        </w:rPr>
+        <w:t>不</w:t>
+      </w:r>
+      <w:proofErr w:type="gramEnd"/>
+      <w:r>
+        <w:rPr>
+          <w:rFonts w:hint="eastAsia"/>
+          <w:color w:val="0F0F0F"/>
+          <w:szCs w:val="28"/>
+        </w:rPr>
+        <w:t>第」），可謂是體驗了無數次的「失」。</w:t>
+      </w:r>
+    </w:p>
+    <w:p>
+      <w:pPr>
+        <w:pStyle w:val="a9"/>
+        <w:spacing w:after="0" w:line="400" w:lineRule="exact"/>
+        <w:ind w:leftChars="0" w:left="284" w:right="0" w:firstLine="0"/>
+        <w:rPr>
+          <w:color w:val="0F0F0F"/>
+          <w:szCs w:val="28"/>
+        </w:rPr>
+      </w:pPr>
+      <w:r>
+        <w:rPr>
+          <w:rFonts w:hint="eastAsia"/>
+          <w:color w:val="0F0F0F"/>
+          <w:szCs w:val="28"/>
+        </w:rPr>
+        <w:t>因此，他寫下的「得即高歌</w:t>
+      </w:r>
+      <w:proofErr w:type="gramStart"/>
+      <w:r>
+        <w:rPr>
+          <w:rFonts w:hint="eastAsia"/>
+          <w:color w:val="0F0F0F"/>
+          <w:szCs w:val="28"/>
+        </w:rPr>
+        <w:t>失即休</w:t>
+      </w:r>
+      <w:proofErr w:type="gramEnd"/>
+      <w:r>
+        <w:rPr>
+          <w:rFonts w:hint="eastAsia"/>
+          <w:color w:val="0F0F0F"/>
+          <w:szCs w:val="28"/>
+        </w:rPr>
+        <w:t>」，正是因為他看透了得失。這句話白話來說就是：「運氣好、順心時，就痛痛快快地高歌慶祝；運氣不好、搞砸或失去了，那就拍拍屁股放手罷休。」</w:t>
+      </w:r>
+      <w:r>
+        <w:rPr>
+          <w:color w:val="0F0F0F"/>
+          <w:szCs w:val="28"/>
+        </w:rPr>
+        <w:t xml:space="preserve"> 展現出一種看破命運捉弄的灑脫與任性。</w:t>
       </w:r>
     </w:p>
     <w:p>
@@ -312,7 +402,7 @@
           <w:numId w:val="18"/>
         </w:numPr>
         <w:spacing w:after="0" w:line="400" w:lineRule="exact"/>
-        <w:ind w:leftChars="0" w:right="0"/>
+        <w:ind w:leftChars="0" w:left="284" w:right="0" w:hanging="284"/>
         <w:rPr>
           <w:color w:val="0F0F0F"/>
           <w:szCs w:val="28"/>
@@ -324,7 +414,33 @@
           <w:color w:val="0F0F0F"/>
           <w:szCs w:val="28"/>
         </w:rPr>
-        <w:t>悠悠：悠閒自在的樣子。</w:t>
+        <w:t>悠悠：</w:t>
+      </w:r>
+      <w:r>
+        <w:rPr>
+          <w:rFonts w:hint="eastAsia"/>
+          <w:color w:val="0F0F0F"/>
+          <w:szCs w:val="28"/>
+        </w:rPr>
+        <w:t>指的是一種「讓它顯得漫長遙遠、無關緊要」或「</w:t>
+      </w:r>
+      <w:proofErr w:type="gramStart"/>
+      <w:r>
+        <w:rPr>
+          <w:rFonts w:hint="eastAsia"/>
+          <w:color w:val="0F0F0F"/>
+          <w:szCs w:val="28"/>
+        </w:rPr>
+        <w:t>不</w:t>
+      </w:r>
+      <w:proofErr w:type="gramEnd"/>
+      <w:r>
+        <w:rPr>
+          <w:rFonts w:hint="eastAsia"/>
+          <w:color w:val="0F0F0F"/>
+          <w:szCs w:val="28"/>
+        </w:rPr>
+        <w:t>放在心上、隨它去吧」的淡然與灑脫。</w:t>
       </w:r>
     </w:p>
     <w:p>
@@ -335,7 +451,7 @@
           <w:numId w:val="18"/>
         </w:numPr>
         <w:spacing w:after="0" w:line="400" w:lineRule="exact"/>
-        <w:ind w:leftChars="0" w:right="0"/>
+        <w:ind w:leftChars="0" w:left="284" w:right="0" w:hanging="284"/>
         <w:rPr>
           <w:color w:val="0F0F0F"/>
           <w:szCs w:val="28"/>
@@ -352,8 +468,8 @@
     </w:p>
     <w:p>
       <w:pPr>
-        <w:spacing w:beforeLines="50" w:before="120" w:after="0" w:line="400" w:lineRule="exact"/>
-        <w:ind w:right="0"/>
+        <w:spacing w:beforeLines="50" w:before="120" w:after="0" w:line="440" w:lineRule="exact"/>
+        <w:ind w:left="11" w:right="0" w:hanging="11"/>
         <w:rPr>
           <w:szCs w:val="28"/>
         </w:rPr>
@@ -385,82 +501,71 @@
         </w:rPr>
         <w:t xml:space="preserve">    </w:t>
       </w:r>
+      <w:r>
+        <w:rPr>
+          <w:rFonts w:hint="eastAsia"/>
+          <w:color w:val="0F0F0F"/>
+          <w:szCs w:val="28"/>
+          <w:u w:val="single"/>
+        </w:rPr>
+        <w:t>羅隱</w:t>
+      </w:r>
+      <w:r>
+        <w:rPr>
+          <w:rFonts w:hint="eastAsia"/>
+          <w:color w:val="0F0F0F"/>
+          <w:szCs w:val="28"/>
+        </w:rPr>
+        <w:t>由於生活在政治極端腐敗的</w:t>
+      </w:r>
+      <w:r>
+        <w:rPr>
+          <w:rFonts w:hint="eastAsia"/>
+          <w:color w:val="0F0F0F"/>
+          <w:szCs w:val="28"/>
+          <w:u w:val="single"/>
+        </w:rPr>
+        <w:t>晚唐</w:t>
+      </w:r>
+      <w:r>
+        <w:rPr>
+          <w:rFonts w:hint="eastAsia"/>
+          <w:color w:val="0F0F0F"/>
+          <w:szCs w:val="28"/>
+        </w:rPr>
+        <w:t>社會，又加上他仕途坎坷，十舉進士而</w:t>
+      </w:r>
       <w:proofErr w:type="gramStart"/>
       <w:r>
         <w:rPr>
           <w:rFonts w:hint="eastAsia"/>
           <w:color w:val="0F0F0F"/>
           <w:szCs w:val="28"/>
-          <w:u w:val="single"/>
-        </w:rPr>
-        <w:t>羅隱</w:t>
-      </w:r>
+        </w:rPr>
+        <w:t>不第</w:t>
+      </w:r>
+      <w:proofErr w:type="gramEnd"/>
       <w:r>
         <w:rPr>
           <w:rFonts w:hint="eastAsia"/>
           <w:color w:val="0F0F0F"/>
           <w:szCs w:val="28"/>
         </w:rPr>
-        <w:t>由於</w:t>
-      </w:r>
-      <w:proofErr w:type="gramEnd"/>
+        <w:t>，便化進取爲憤怒，視功名如煙雲，常常以激憤的心情、銳利的筆鋒揭露</w:t>
+      </w:r>
       <w:r>
         <w:rPr>
           <w:rFonts w:hint="eastAsia"/>
           <w:color w:val="0F0F0F"/>
           <w:szCs w:val="28"/>
         </w:rPr>
-        <w:t>生活在政治極端腐敗的</w:t>
-      </w:r>
-      <w:r>
-        <w:rPr>
-          <w:rFonts w:hint="eastAsia"/>
-          <w:color w:val="0F0F0F"/>
-          <w:szCs w:val="28"/>
-          <w:u w:val="single"/>
-        </w:rPr>
-        <w:t>晚唐</w:t>
-      </w:r>
-      <w:r>
-        <w:rPr>
-          <w:rFonts w:hint="eastAsia"/>
-          <w:color w:val="0F0F0F"/>
-          <w:szCs w:val="28"/>
-        </w:rPr>
-        <w:t>社會，又加上他仕途坎坷，十舉進士而</w:t>
-      </w:r>
-      <w:proofErr w:type="gramStart"/>
-      <w:r>
-        <w:rPr>
-          <w:rFonts w:hint="eastAsia"/>
-          <w:color w:val="0F0F0F"/>
-          <w:szCs w:val="28"/>
-        </w:rPr>
-        <w:t>不第</w:t>
-      </w:r>
-      <w:proofErr w:type="gramEnd"/>
-      <w:r>
-        <w:rPr>
-          <w:rFonts w:hint="eastAsia"/>
-          <w:color w:val="0F0F0F"/>
-          <w:szCs w:val="28"/>
-        </w:rPr>
-        <w:t>，便化進取爲憤怒，視功名如煙雲，常常以激憤的心情、銳利的筆鋒揭露</w:t>
-      </w:r>
-      <w:r>
-        <w:rPr>
-          <w:rFonts w:hint="eastAsia"/>
-          <w:color w:val="0F0F0F"/>
-          <w:szCs w:val="28"/>
-        </w:rPr>
         <w:t>(</w:t>
       </w:r>
       <w:r>
         <w:rPr>
           <w:rFonts w:hint="eastAsia"/>
           <w:color w:val="FF0000"/>
-          <w:sz w:val="16"/>
-          <w:szCs w:val="16"/>
+          <w:szCs w:val="28"/>
         </w:rPr>
         <w:t>ㄌㄨˋ</w:t>
       </w:r>
@@ -510,1665 +615,716 @@
       <w:r>
         <w:rPr>
           <w:rFonts w:hint="eastAsia"/>
+          <w:szCs w:val="28"/>
+          <w:bdr w:val="single" w:sz="4" w:space="0" w:color="auto"/>
+        </w:rPr>
+        <w:t>賞析</w:t>
+      </w:r>
+    </w:p>
+    <w:p>
+      <w:pPr>
+        <w:spacing w:after="0" w:line="440" w:lineRule="exact"/>
+        <w:ind w:left="-6" w:right="0" w:hanging="11"/>
+        <w:rPr>
+          <w:bCs/>
+          <w:szCs w:val="28"/>
+        </w:rPr>
+      </w:pPr>
+      <w:r>
+        <w:rPr>
+          <w:rFonts w:hint="eastAsia"/>
+          <w:bCs/>
+          <w:szCs w:val="28"/>
+        </w:rPr>
+        <w:t xml:space="preserve">    </w:t>
+      </w:r>
+      <w:r>
+        <w:rPr>
+          <w:rFonts w:hint="eastAsia"/>
+          <w:bCs/>
+          <w:szCs w:val="28"/>
+          <w:u w:val="single"/>
+        </w:rPr>
+        <w:t>唐代</w:t>
+      </w:r>
+      <w:r>
+        <w:rPr>
+          <w:rFonts w:hint="eastAsia"/>
+          <w:bCs/>
+          <w:szCs w:val="28"/>
+        </w:rPr>
+        <w:t>詩人</w:t>
+      </w:r>
+      <w:r>
+        <w:rPr>
+          <w:rFonts w:hint="eastAsia"/>
+          <w:bCs/>
+          <w:szCs w:val="28"/>
+          <w:u w:val="single"/>
+        </w:rPr>
+        <w:t>羅隱</w:t>
+      </w:r>
+      <w:r>
+        <w:rPr>
+          <w:rFonts w:hint="eastAsia"/>
+          <w:bCs/>
+          <w:szCs w:val="28"/>
+        </w:rPr>
+        <w:t>一生仕途</w:t>
+      </w:r>
+      <w:r>
+        <w:rPr>
+          <w:rFonts w:hint="eastAsia"/>
+          <w:b/>
+          <w:szCs w:val="28"/>
+        </w:rPr>
+        <w:t>坎坷</w:t>
+      </w:r>
+      <w:r>
+        <w:rPr>
+          <w:rFonts w:hint="eastAsia"/>
+          <w:bCs/>
+          <w:szCs w:val="28"/>
+        </w:rPr>
+        <w:t>，曾「十上</w:t>
+      </w:r>
+      <w:proofErr w:type="gramStart"/>
+      <w:r>
+        <w:rPr>
+          <w:rFonts w:hint="eastAsia"/>
+          <w:bCs/>
+          <w:szCs w:val="28"/>
+        </w:rPr>
+        <w:t>不</w:t>
+      </w:r>
+      <w:proofErr w:type="gramEnd"/>
+      <w:r>
+        <w:rPr>
+          <w:rFonts w:hint="eastAsia"/>
+          <w:bCs/>
+          <w:szCs w:val="28"/>
+        </w:rPr>
+        <w:t>第」，</w:t>
+      </w:r>
+      <w:proofErr w:type="gramStart"/>
+      <w:r>
+        <w:rPr>
+          <w:rFonts w:hint="eastAsia"/>
+          <w:bCs/>
+          <w:szCs w:val="28"/>
+        </w:rPr>
+        <w:t>飽</w:t>
+      </w:r>
+      <w:r>
+        <w:rPr>
+          <w:rFonts w:hint="eastAsia"/>
+          <w:bCs/>
+          <w:szCs w:val="28"/>
+        </w:rPr>
+        <w:t>嘗</w:t>
+      </w:r>
+      <w:bookmarkStart w:id="0" w:name="_Hlk233361538"/>
+      <w:r>
+        <w:rPr>
+          <w:rFonts w:hint="eastAsia"/>
+          <w:b/>
+          <w:szCs w:val="28"/>
+        </w:rPr>
+        <w:t>世態炎涼</w:t>
+      </w:r>
+      <w:bookmarkEnd w:id="0"/>
+      <w:proofErr w:type="gramEnd"/>
+      <w:r>
+        <w:rPr>
+          <w:rFonts w:hint="eastAsia"/>
+          <w:bCs/>
+          <w:szCs w:val="28"/>
+        </w:rPr>
+        <w:t>。這首《自遣》</w:t>
+      </w:r>
+      <w:proofErr w:type="gramStart"/>
+      <w:r>
+        <w:rPr>
+          <w:rFonts w:hint="eastAsia"/>
+          <w:bCs/>
+          <w:szCs w:val="28"/>
+        </w:rPr>
+        <w:t>正如其題</w:t>
+      </w:r>
+      <w:proofErr w:type="gramEnd"/>
+      <w:r>
+        <w:rPr>
+          <w:rFonts w:hint="eastAsia"/>
+          <w:bCs/>
+          <w:szCs w:val="28"/>
+        </w:rPr>
+        <w:t>，是詩人在歷經</w:t>
+      </w:r>
+      <w:proofErr w:type="gramStart"/>
+      <w:r>
+        <w:rPr>
+          <w:rFonts w:hint="eastAsia"/>
+          <w:bCs/>
+          <w:szCs w:val="28"/>
+        </w:rPr>
+        <w:t>無數次科考</w:t>
+      </w:r>
+      <w:proofErr w:type="gramEnd"/>
+      <w:r>
+        <w:rPr>
+          <w:rFonts w:hint="eastAsia"/>
+          <w:bCs/>
+          <w:szCs w:val="28"/>
+        </w:rPr>
+        <w:t>失敗後，寫下用以自我寬解、</w:t>
+      </w:r>
+      <w:bookmarkStart w:id="1" w:name="_Hlk233361632"/>
+      <w:r>
+        <w:rPr>
+          <w:rFonts w:hint="eastAsia"/>
+          <w:b/>
+          <w:szCs w:val="28"/>
+        </w:rPr>
+        <w:t>安頓</w:t>
+      </w:r>
+      <w:bookmarkEnd w:id="1"/>
+      <w:r>
+        <w:rPr>
+          <w:rFonts w:hint="eastAsia"/>
+          <w:bCs/>
+          <w:szCs w:val="28"/>
+        </w:rPr>
+        <w:t>心靈的代表作。</w:t>
+      </w:r>
+      <w:proofErr w:type="gramStart"/>
+      <w:r>
+        <w:rPr>
+          <w:rFonts w:hint="eastAsia"/>
+          <w:bCs/>
+          <w:szCs w:val="28"/>
+        </w:rPr>
+        <w:t>全詩看似</w:t>
+      </w:r>
+      <w:proofErr w:type="gramEnd"/>
+      <w:r>
+        <w:rPr>
+          <w:rFonts w:hint="eastAsia"/>
+          <w:bCs/>
+          <w:szCs w:val="28"/>
+        </w:rPr>
+        <w:t>消極</w:t>
+      </w:r>
+      <w:r>
+        <w:rPr>
+          <w:rFonts w:hint="eastAsia"/>
+          <w:b/>
+          <w:szCs w:val="28"/>
+        </w:rPr>
+        <w:t>頹廢</w:t>
+      </w:r>
+      <w:r>
+        <w:rPr>
+          <w:rFonts w:hint="eastAsia"/>
+          <w:bCs/>
+          <w:szCs w:val="28"/>
+        </w:rPr>
+        <w:t>、及時行樂，實則是看透命運捉弄後，所</w:t>
+      </w:r>
+      <w:r>
+        <w:rPr>
+          <w:rFonts w:hint="eastAsia"/>
+          <w:b/>
+          <w:szCs w:val="28"/>
+        </w:rPr>
+        <w:t>淬煉</w:t>
+      </w:r>
+      <w:r>
+        <w:rPr>
+          <w:rFonts w:hint="eastAsia"/>
+          <w:bCs/>
+          <w:szCs w:val="28"/>
+        </w:rPr>
+        <w:t>出的極致</w:t>
+      </w:r>
+      <w:r>
+        <w:rPr>
+          <w:rFonts w:hint="eastAsia"/>
+          <w:b/>
+          <w:szCs w:val="28"/>
+        </w:rPr>
+        <w:t>灑脫</w:t>
+      </w:r>
+      <w:r>
+        <w:rPr>
+          <w:rFonts w:hint="eastAsia"/>
+          <w:bCs/>
+          <w:szCs w:val="28"/>
+        </w:rPr>
+        <w:t>與生存智慧。</w:t>
+      </w:r>
+    </w:p>
+    <w:p>
+      <w:pPr>
+        <w:spacing w:beforeLines="50" w:before="120" w:after="0" w:line="420" w:lineRule="exact"/>
+        <w:ind w:left="-6" w:right="0" w:hanging="11"/>
+        <w:rPr>
+          <w:bCs/>
+          <w:szCs w:val="28"/>
+        </w:rPr>
+      </w:pPr>
+      <w:r>
+        <w:rPr>
+          <w:rFonts w:hint="eastAsia"/>
+          <w:bCs/>
+          <w:szCs w:val="28"/>
+        </w:rPr>
+        <w:t xml:space="preserve">　　</w:t>
+      </w:r>
+      <w:proofErr w:type="gramStart"/>
+      <w:r>
+        <w:rPr>
+          <w:rFonts w:hint="eastAsia"/>
+          <w:bCs/>
+          <w:szCs w:val="28"/>
+        </w:rPr>
+        <w:t>首句</w:t>
+      </w:r>
+      <w:proofErr w:type="gramEnd"/>
+      <w:r>
+        <w:rPr>
+          <w:rFonts w:hint="eastAsia"/>
+          <w:bCs/>
+          <w:szCs w:val="28"/>
+        </w:rPr>
+        <w:t>「得即高歌</w:t>
+      </w:r>
+      <w:proofErr w:type="gramStart"/>
+      <w:r>
+        <w:rPr>
+          <w:rFonts w:hint="eastAsia"/>
+          <w:bCs/>
+          <w:szCs w:val="28"/>
+        </w:rPr>
+        <w:t>失即休</w:t>
+      </w:r>
+      <w:proofErr w:type="gramEnd"/>
+      <w:r>
+        <w:rPr>
+          <w:rFonts w:hint="eastAsia"/>
+          <w:bCs/>
+          <w:szCs w:val="28"/>
+        </w:rPr>
+        <w:t>」，</w:t>
+      </w:r>
+      <w:r>
+        <w:rPr>
+          <w:rFonts w:hint="eastAsia"/>
+          <w:b/>
+          <w:szCs w:val="28"/>
+        </w:rPr>
+        <w:t>開門見山</w:t>
+      </w:r>
+      <w:r>
+        <w:rPr>
+          <w:rFonts w:hint="eastAsia"/>
+          <w:bCs/>
+          <w:szCs w:val="28"/>
+        </w:rPr>
+        <w:t>地揭示了詩人的處世態度。對於常人難以釋懷的「得」與「失」，</w:t>
+      </w:r>
+      <w:r>
+        <w:rPr>
+          <w:rFonts w:hint="eastAsia"/>
+          <w:bCs/>
+          <w:szCs w:val="28"/>
+          <w:u w:val="single"/>
+        </w:rPr>
+        <w:t>羅隱</w:t>
+      </w:r>
+      <w:r>
+        <w:rPr>
+          <w:rFonts w:hint="eastAsia"/>
+          <w:bCs/>
+          <w:szCs w:val="28"/>
+        </w:rPr>
+        <w:t>用「高歌」與「罷休」利落對決。</w:t>
+      </w:r>
+      <w:r>
+        <w:rPr>
+          <w:rFonts w:hint="eastAsia"/>
+          <w:b/>
+          <w:szCs w:val="28"/>
+        </w:rPr>
+        <w:t>順遂</w:t>
+      </w:r>
+      <w:r>
+        <w:rPr>
+          <w:rFonts w:hint="eastAsia"/>
+          <w:bCs/>
+          <w:szCs w:val="28"/>
+        </w:rPr>
+        <w:t>時便痛快慶祝，受挫時就拍拍屁股放手，毫不</w:t>
+      </w:r>
+      <w:r>
+        <w:rPr>
+          <w:rFonts w:hint="eastAsia"/>
+          <w:b/>
+          <w:szCs w:val="28"/>
+        </w:rPr>
+        <w:t>拖泥帶水</w:t>
+      </w:r>
+      <w:r>
+        <w:rPr>
+          <w:rFonts w:hint="eastAsia"/>
+          <w:bCs/>
+          <w:szCs w:val="28"/>
+        </w:rPr>
+        <w:t>。這種對命運的任性與自嘲，正來自於他無數次「失」的生命體驗。</w:t>
+      </w:r>
+    </w:p>
+    <w:p>
+      <w:pPr>
+        <w:spacing w:beforeLines="50" w:before="120" w:after="0" w:line="420" w:lineRule="exact"/>
+        <w:ind w:left="-6" w:right="0" w:hanging="11"/>
+        <w:rPr>
+          <w:bCs/>
+          <w:szCs w:val="28"/>
+        </w:rPr>
+      </w:pPr>
+      <w:r>
+        <w:rPr>
+          <w:rFonts w:hint="eastAsia"/>
+          <w:bCs/>
+          <w:szCs w:val="28"/>
+        </w:rPr>
+        <w:lastRenderedPageBreak/>
+        <w:t xml:space="preserve">　　</w:t>
+      </w:r>
+      <w:proofErr w:type="gramStart"/>
+      <w:r>
+        <w:rPr>
+          <w:rFonts w:hint="eastAsia"/>
+          <w:bCs/>
+          <w:szCs w:val="28"/>
+        </w:rPr>
+        <w:t>次句「多愁多恨</w:t>
+      </w:r>
+      <w:proofErr w:type="gramEnd"/>
+      <w:r>
+        <w:rPr>
+          <w:rFonts w:hint="eastAsia"/>
+          <w:bCs/>
+          <w:szCs w:val="28"/>
+        </w:rPr>
+        <w:t>亦悠悠」則將情感境界再向上推進。人生在世，憂愁與怨恨在所難免，但詩人說「亦悠悠」</w:t>
+      </w:r>
+      <w:r>
+        <w:rPr>
+          <w:rFonts w:hint="eastAsia"/>
+          <w:bCs/>
+          <w:szCs w:val="28"/>
+        </w:rPr>
+        <w:t>--</w:t>
+      </w:r>
+      <w:r>
+        <w:rPr>
+          <w:rFonts w:hint="eastAsia"/>
+          <w:bCs/>
+          <w:szCs w:val="28"/>
+        </w:rPr>
+        <w:t>那又如何呢？就讓這些煩惱隨風而去吧</w:t>
+      </w:r>
+      <w:r>
+        <w:rPr>
+          <w:rFonts w:hint="eastAsia"/>
+          <w:bCs/>
+          <w:szCs w:val="28"/>
+        </w:rPr>
+        <w:t>！</w:t>
+      </w:r>
+      <w:r>
+        <w:rPr>
+          <w:rFonts w:hint="eastAsia"/>
+          <w:bCs/>
+          <w:szCs w:val="28"/>
+        </w:rPr>
+        <w:t>一個「悠」字，化解了現實的沉重，展現出不</w:t>
+      </w:r>
+      <w:proofErr w:type="gramStart"/>
+      <w:r>
+        <w:rPr>
+          <w:rFonts w:hint="eastAsia"/>
+          <w:bCs/>
+          <w:szCs w:val="28"/>
+        </w:rPr>
+        <w:t>讓愁恨</w:t>
+      </w:r>
+      <w:proofErr w:type="gramEnd"/>
+      <w:r>
+        <w:rPr>
+          <w:rFonts w:hint="eastAsia"/>
+          <w:bCs/>
+          <w:szCs w:val="28"/>
+        </w:rPr>
+        <w:t>進駐心底的從容。</w:t>
+      </w:r>
+    </w:p>
+    <w:p>
+      <w:pPr>
+        <w:spacing w:beforeLines="50" w:before="120" w:after="0" w:line="420" w:lineRule="exact"/>
+        <w:ind w:left="-6" w:right="0" w:hanging="11"/>
+        <w:rPr>
+          <w:bCs/>
+          <w:spacing w:val="-4"/>
+          <w:szCs w:val="28"/>
+        </w:rPr>
+      </w:pPr>
+      <w:r>
+        <w:rPr>
+          <w:rFonts w:hint="eastAsia"/>
+          <w:bCs/>
+          <w:szCs w:val="28"/>
+        </w:rPr>
+        <w:t xml:space="preserve">　　</w:t>
+      </w:r>
+      <w:r>
+        <w:rPr>
+          <w:rFonts w:hint="eastAsia"/>
+          <w:bCs/>
+          <w:spacing w:val="-4"/>
+          <w:szCs w:val="28"/>
+        </w:rPr>
+        <w:t>後兩句「今朝有酒今朝醉，</w:t>
+      </w:r>
+      <w:proofErr w:type="gramStart"/>
+      <w:r>
+        <w:rPr>
+          <w:rFonts w:hint="eastAsia"/>
+          <w:bCs/>
+          <w:spacing w:val="-4"/>
+          <w:szCs w:val="28"/>
+        </w:rPr>
+        <w:t>明日愁來明日愁</w:t>
+      </w:r>
+      <w:proofErr w:type="gramEnd"/>
+      <w:r>
+        <w:rPr>
+          <w:rFonts w:hint="eastAsia"/>
+          <w:bCs/>
+          <w:spacing w:val="-4"/>
+          <w:szCs w:val="28"/>
+        </w:rPr>
+        <w:t>」是傳誦千古的名句。這不單是沉溺酒色的享樂主義，而是一種「</w:t>
+      </w:r>
+      <w:proofErr w:type="gramStart"/>
+      <w:r>
+        <w:rPr>
+          <w:rFonts w:hint="eastAsia"/>
+          <w:bCs/>
+          <w:spacing w:val="-4"/>
+          <w:szCs w:val="28"/>
+        </w:rPr>
+        <w:t>活在當下</w:t>
+      </w:r>
+      <w:proofErr w:type="gramEnd"/>
+      <w:r>
+        <w:rPr>
+          <w:rFonts w:hint="eastAsia"/>
+          <w:bCs/>
+          <w:spacing w:val="-4"/>
+          <w:szCs w:val="28"/>
+        </w:rPr>
+        <w:t>」的</w:t>
+      </w:r>
+      <w:r>
+        <w:rPr>
+          <w:rFonts w:hint="eastAsia"/>
+          <w:b/>
+          <w:spacing w:val="-4"/>
+          <w:szCs w:val="28"/>
+        </w:rPr>
+        <w:t>心理防禦機制</w:t>
+      </w:r>
+      <w:r>
+        <w:rPr>
+          <w:rFonts w:hint="eastAsia"/>
+          <w:bCs/>
+          <w:spacing w:val="-4"/>
+          <w:szCs w:val="28"/>
+        </w:rPr>
+        <w:t>。</w:t>
+      </w:r>
+      <w:r>
+        <w:rPr>
+          <w:rFonts w:hint="eastAsia"/>
+          <w:bCs/>
+          <w:spacing w:val="-4"/>
+          <w:szCs w:val="28"/>
+          <w:u w:val="single"/>
+        </w:rPr>
+        <w:t>羅隱</w:t>
+      </w:r>
+      <w:r>
+        <w:rPr>
+          <w:rFonts w:hint="eastAsia"/>
+          <w:bCs/>
+          <w:spacing w:val="-4"/>
+          <w:szCs w:val="28"/>
+        </w:rPr>
+        <w:t>深知，過去的遺憾無法挽回，未來的痛苦難以預料，與其為了明天的未知而焦慮不安，不如把當下的快樂過得飽滿。</w:t>
+      </w:r>
+    </w:p>
+    <w:p>
+      <w:pPr>
+        <w:spacing w:beforeLines="50" w:before="120" w:after="0" w:line="420" w:lineRule="exact"/>
+        <w:ind w:left="-6" w:right="0" w:hanging="11"/>
+        <w:rPr>
+          <w:szCs w:val="28"/>
+        </w:rPr>
+      </w:pPr>
+      <w:r>
+        <w:rPr>
+          <w:rFonts w:hint="eastAsia"/>
+          <w:szCs w:val="28"/>
+        </w:rPr>
+        <w:t xml:space="preserve">　　</w:t>
+      </w:r>
+      <w:r>
+        <w:rPr>
+          <w:szCs w:val="28"/>
+        </w:rPr>
+        <w:t>《自遣》</w:t>
+      </w:r>
+      <w:proofErr w:type="gramStart"/>
+      <w:r>
+        <w:rPr>
+          <w:szCs w:val="28"/>
+        </w:rPr>
+        <w:t>全詩語言直白</w:t>
+      </w:r>
+      <w:proofErr w:type="gramEnd"/>
+      <w:r>
+        <w:rPr>
+          <w:szCs w:val="28"/>
+        </w:rPr>
+        <w:t>，節奏明快，卻隱含著深</w:t>
+      </w:r>
+      <w:proofErr w:type="gramStart"/>
+      <w:r>
+        <w:rPr>
+          <w:szCs w:val="28"/>
+        </w:rPr>
+        <w:t>沉</w:t>
+      </w:r>
+      <w:proofErr w:type="gramEnd"/>
+      <w:r>
+        <w:rPr>
+          <w:szCs w:val="28"/>
+        </w:rPr>
+        <w:t>的悲涼。</w:t>
+      </w:r>
+      <w:r>
+        <w:rPr>
+          <w:szCs w:val="28"/>
+          <w:u w:val="single"/>
+        </w:rPr>
+        <w:t>羅隱</w:t>
+      </w:r>
+      <w:r>
+        <w:rPr>
+          <w:szCs w:val="28"/>
+        </w:rPr>
+        <w:t>並非沒有追求，而是深知在體制與命運面前的無能為力。這首詩的迷人之處，就在於它</w:t>
+      </w:r>
+      <w:proofErr w:type="gramStart"/>
+      <w:r>
+        <w:rPr>
+          <w:szCs w:val="28"/>
+        </w:rPr>
+        <w:t>不</w:t>
+      </w:r>
+      <w:proofErr w:type="gramEnd"/>
+      <w:r>
+        <w:rPr>
+          <w:szCs w:val="28"/>
+        </w:rPr>
+        <w:t>說教、不</w:t>
+      </w:r>
+      <w:proofErr w:type="gramStart"/>
+      <w:r>
+        <w:rPr>
+          <w:szCs w:val="28"/>
+        </w:rPr>
+        <w:t>憤慨，而是</w:t>
+      </w:r>
+      <w:proofErr w:type="gramEnd"/>
+      <w:r>
+        <w:rPr>
+          <w:szCs w:val="28"/>
+        </w:rPr>
+        <w:t>用一種近乎「</w:t>
+      </w:r>
+      <w:proofErr w:type="gramStart"/>
+      <w:r>
+        <w:rPr>
+          <w:szCs w:val="28"/>
+        </w:rPr>
+        <w:t>擺爛</w:t>
+      </w:r>
+      <w:proofErr w:type="gramEnd"/>
+      <w:r>
+        <w:rPr>
+          <w:szCs w:val="28"/>
+        </w:rPr>
+        <w:t>」的冷眼旁觀，反向</w:t>
+      </w:r>
+      <w:r>
+        <w:rPr>
+          <w:b/>
+          <w:bCs/>
+          <w:szCs w:val="28"/>
+        </w:rPr>
+        <w:t>構築</w:t>
+      </w:r>
+      <w:r>
+        <w:rPr>
+          <w:szCs w:val="28"/>
+        </w:rPr>
+        <w:t>出強大的心理</w:t>
+      </w:r>
+      <w:r>
+        <w:rPr>
+          <w:b/>
+          <w:bCs/>
+          <w:szCs w:val="28"/>
+        </w:rPr>
+        <w:t>韌性</w:t>
+      </w:r>
+      <w:r>
+        <w:rPr>
+          <w:szCs w:val="28"/>
+        </w:rPr>
+        <w:t>。它告訴世人：當世界無法順遂我心，我便在當下尋求自我的圓滿。</w:t>
+      </w:r>
+    </w:p>
+    <w:p>
+      <w:pPr>
+        <w:spacing w:beforeLines="50" w:before="120" w:afterLines="50" w:after="120" w:line="440" w:lineRule="exact"/>
+        <w:ind w:left="-6" w:right="0" w:hanging="11"/>
+        <w:rPr>
+          <w:bCs/>
           <w:sz w:val="32"/>
           <w:szCs w:val="32"/>
-          <w:bdr w:val="single" w:sz="4" w:space="0" w:color="auto"/>
-        </w:rPr>
-        <w:t>賞析</w:t>
-      </w:r>
-    </w:p>
-    <w:p>
-      <w:pPr>
-        <w:spacing w:after="0" w:line="440" w:lineRule="exact"/>
-        <w:ind w:left="-6" w:right="0" w:hanging="11"/>
-        <w:rPr>
-          <w:bCs/>
-          <w:szCs w:val="28"/>
-        </w:rPr>
-      </w:pPr>
-      <w:r>
-        <w:rPr>
-          <w:rFonts w:hint="eastAsia"/>
-          <w:bCs/>
-          <w:szCs w:val="28"/>
-        </w:rPr>
-        <w:t xml:space="preserve">    </w:t>
-      </w:r>
-      <w:r>
-        <w:rPr>
-          <w:rFonts w:hint="eastAsia"/>
-          <w:bCs/>
-          <w:szCs w:val="28"/>
-        </w:rPr>
-        <w:t>該詩成功地塑造一個</w:t>
-      </w:r>
-      <w:r>
-        <w:rPr>
-          <w:rFonts w:hint="eastAsia"/>
-          <w:b/>
-          <w:szCs w:val="28"/>
-        </w:rPr>
-        <w:t>活脫脫</w:t>
-      </w:r>
-      <w:r>
-        <w:rPr>
-          <w:rFonts w:hint="eastAsia"/>
-          <w:bCs/>
-          <w:szCs w:val="28"/>
-        </w:rPr>
-        <w:t>的</w:t>
-      </w:r>
-      <w:r>
-        <w:rPr>
-          <w:rFonts w:hint="eastAsia"/>
-          <w:bCs/>
-          <w:szCs w:val="28"/>
-        </w:rPr>
-        <w:t>、</w:t>
-      </w:r>
-      <w:r>
-        <w:rPr>
-          <w:rFonts w:hint="eastAsia"/>
-          <w:bCs/>
-          <w:szCs w:val="28"/>
-        </w:rPr>
-        <w:t>呼之欲出的縱酒高歌的</w:t>
-      </w:r>
-      <w:proofErr w:type="gramStart"/>
-      <w:r>
-        <w:rPr>
-          <w:rFonts w:hint="eastAsia"/>
-          <w:b/>
-          <w:szCs w:val="28"/>
-        </w:rPr>
-        <w:t>曠</w:t>
-      </w:r>
-      <w:proofErr w:type="gramEnd"/>
-      <w:r>
-        <w:rPr>
-          <w:rFonts w:hint="eastAsia"/>
-          <w:b/>
-          <w:szCs w:val="28"/>
-        </w:rPr>
-        <w:t>士</w:t>
-      </w:r>
-      <w:r>
-        <w:rPr>
-          <w:rFonts w:hint="eastAsia"/>
-          <w:bCs/>
-          <w:szCs w:val="28"/>
-        </w:rPr>
-        <w:t>形象。這個形象雖有政治上失意後</w:t>
-      </w:r>
-      <w:r>
-        <w:rPr>
-          <w:rFonts w:hint="eastAsia"/>
-          <w:b/>
-          <w:szCs w:val="28"/>
-        </w:rPr>
-        <w:t>頹唐</w:t>
-      </w:r>
-      <w:r>
-        <w:rPr>
-          <w:rFonts w:hint="eastAsia"/>
-          <w:bCs/>
-          <w:szCs w:val="28"/>
-        </w:rPr>
-        <w:t>的一面，而其中</w:t>
-      </w:r>
-      <w:r>
-        <w:rPr>
-          <w:rFonts w:hint="eastAsia"/>
-          <w:b/>
-          <w:szCs w:val="28"/>
-        </w:rPr>
-        <w:t>憤世嫉俗</w:t>
-      </w:r>
-      <w:r>
-        <w:rPr>
-          <w:rFonts w:hint="eastAsia"/>
-          <w:bCs/>
-          <w:szCs w:val="28"/>
-        </w:rPr>
-        <w:t>的品格頗得人們讚嘆。他除了反映舊時代知識分子一種變態的心理外，而通過人物的</w:t>
-      </w:r>
-      <w:proofErr w:type="gramStart"/>
-      <w:r>
-        <w:rPr>
-          <w:rFonts w:hint="eastAsia"/>
-          <w:bCs/>
-          <w:szCs w:val="28"/>
-        </w:rPr>
-        <w:t>形象也狀寫出</w:t>
-      </w:r>
-      <w:proofErr w:type="gramEnd"/>
-      <w:r>
-        <w:rPr>
-          <w:rFonts w:hint="eastAsia"/>
-          <w:bCs/>
-          <w:szCs w:val="28"/>
-        </w:rPr>
-        <w:t>了晚唐社會的黑暗現實。</w:t>
-      </w:r>
-    </w:p>
-    <w:p>
-      <w:pPr>
-        <w:spacing w:after="0" w:line="440" w:lineRule="exact"/>
-        <w:ind w:left="-6" w:right="0" w:hanging="11"/>
-        <w:rPr>
-          <w:bCs/>
-          <w:szCs w:val="28"/>
-        </w:rPr>
-      </w:pPr>
-      <w:r>
-        <w:rPr>
-          <w:rFonts w:hint="eastAsia"/>
-          <w:bCs/>
-          <w:szCs w:val="28"/>
-        </w:rPr>
-        <w:t xml:space="preserve">    </w:t>
-      </w:r>
-      <w:r>
-        <w:rPr>
-          <w:rFonts w:hint="eastAsia"/>
-          <w:bCs/>
-          <w:szCs w:val="28"/>
-        </w:rPr>
-        <w:t>這</w:t>
-      </w:r>
-      <w:proofErr w:type="gramStart"/>
-      <w:r>
-        <w:rPr>
-          <w:rFonts w:hint="eastAsia"/>
-          <w:bCs/>
-          <w:szCs w:val="28"/>
-        </w:rPr>
-        <w:t>首詩先表現</w:t>
-      </w:r>
-      <w:proofErr w:type="gramEnd"/>
-      <w:r>
-        <w:rPr>
-          <w:rFonts w:hint="eastAsia"/>
-          <w:bCs/>
-          <w:szCs w:val="28"/>
-        </w:rPr>
-        <w:t>在詩歌形象性的追求上。</w:t>
-      </w:r>
-      <w:proofErr w:type="gramStart"/>
-      <w:r>
-        <w:rPr>
-          <w:rFonts w:hint="eastAsia"/>
-          <w:bCs/>
-          <w:szCs w:val="28"/>
-        </w:rPr>
-        <w:t>此詩全屬</w:t>
-      </w:r>
-      <w:proofErr w:type="gramEnd"/>
-      <w:r>
-        <w:rPr>
-          <w:rFonts w:hint="eastAsia"/>
-          <w:bCs/>
-          <w:szCs w:val="28"/>
-        </w:rPr>
-        <w:t>率直的抒情</w:t>
-      </w:r>
-      <w:r>
-        <w:rPr>
-          <w:rFonts w:hint="eastAsia"/>
-          <w:bCs/>
-          <w:szCs w:val="28"/>
-        </w:rPr>
-        <w:t>，</w:t>
-      </w:r>
-      <w:proofErr w:type="gramStart"/>
-      <w:r>
-        <w:rPr>
-          <w:rFonts w:hint="eastAsia"/>
-          <w:bCs/>
-          <w:szCs w:val="28"/>
-        </w:rPr>
-        <w:t>但詩中</w:t>
-      </w:r>
-      <w:proofErr w:type="gramEnd"/>
-      <w:r>
-        <w:rPr>
-          <w:rFonts w:hint="eastAsia"/>
-          <w:bCs/>
-          <w:szCs w:val="28"/>
-        </w:rPr>
-        <w:t>所有情語都不是抽象的抒情，而能夠給人一個具體完整的印象。如</w:t>
-      </w:r>
-      <w:proofErr w:type="gramStart"/>
-      <w:r>
-        <w:rPr>
-          <w:rFonts w:hint="eastAsia"/>
-          <w:bCs/>
-          <w:szCs w:val="28"/>
-        </w:rPr>
-        <w:t>首句說</w:t>
-      </w:r>
-      <w:proofErr w:type="gramEnd"/>
-      <w:r>
-        <w:rPr>
-          <w:rFonts w:hint="eastAsia"/>
-          <w:bCs/>
-          <w:szCs w:val="28"/>
-        </w:rPr>
-        <w:t>不必患得患失，倘若直說便概念化</w:t>
-      </w:r>
-      <w:r>
-        <w:rPr>
-          <w:rFonts w:hint="eastAsia"/>
-          <w:bCs/>
-          <w:szCs w:val="28"/>
-        </w:rPr>
-        <w:t>；</w:t>
-      </w:r>
-      <w:r>
-        <w:rPr>
-          <w:rFonts w:hint="eastAsia"/>
-          <w:bCs/>
-          <w:szCs w:val="28"/>
-        </w:rPr>
-        <w:t>而寫成「得即高歌</w:t>
-      </w:r>
-      <w:proofErr w:type="gramStart"/>
-      <w:r>
-        <w:rPr>
-          <w:rFonts w:hint="eastAsia"/>
-          <w:bCs/>
-          <w:szCs w:val="28"/>
-        </w:rPr>
-        <w:t>失即休</w:t>
-      </w:r>
-      <w:proofErr w:type="gramEnd"/>
-      <w:r>
-        <w:rPr>
-          <w:rFonts w:hint="eastAsia"/>
-          <w:bCs/>
-          <w:szCs w:val="28"/>
-        </w:rPr>
-        <w:t>」那種半是自白、半是勸</w:t>
-      </w:r>
-      <w:proofErr w:type="gramStart"/>
-      <w:r>
-        <w:rPr>
-          <w:rFonts w:hint="eastAsia"/>
-          <w:bCs/>
-          <w:szCs w:val="28"/>
-        </w:rPr>
-        <w:t>世</w:t>
-      </w:r>
-      <w:proofErr w:type="gramEnd"/>
-      <w:r>
-        <w:rPr>
-          <w:rFonts w:hint="eastAsia"/>
-          <w:bCs/>
-          <w:szCs w:val="28"/>
-        </w:rPr>
-        <w:t>的口吻，尤其是仰面「高歌」的情態，則給人以一種生動形象的感受。</w:t>
-      </w:r>
-      <w:proofErr w:type="gramStart"/>
-      <w:r>
-        <w:rPr>
-          <w:rFonts w:hint="eastAsia"/>
-          <w:bCs/>
-          <w:szCs w:val="28"/>
-        </w:rPr>
-        <w:t>情而有</w:t>
-      </w:r>
-      <w:proofErr w:type="gramEnd"/>
-      <w:r>
-        <w:rPr>
-          <w:rFonts w:hint="eastAsia"/>
-          <w:bCs/>
-          <w:szCs w:val="28"/>
-        </w:rPr>
-        <w:t>「態」，便形象化。</w:t>
-      </w:r>
-      <w:proofErr w:type="gramStart"/>
-      <w:r>
-        <w:rPr>
-          <w:rFonts w:hint="eastAsia"/>
-          <w:bCs/>
-          <w:szCs w:val="28"/>
-        </w:rPr>
-        <w:t>次句不</w:t>
-      </w:r>
-      <w:proofErr w:type="gramEnd"/>
-      <w:r>
-        <w:rPr>
-          <w:rFonts w:hint="eastAsia"/>
-          <w:bCs/>
-          <w:szCs w:val="28"/>
-        </w:rPr>
-        <w:t>說「</w:t>
-      </w:r>
-      <w:proofErr w:type="gramStart"/>
-      <w:r>
-        <w:rPr>
-          <w:rFonts w:hint="eastAsia"/>
-          <w:bCs/>
-          <w:szCs w:val="28"/>
-        </w:rPr>
-        <w:t>多愁多恨</w:t>
-      </w:r>
-      <w:proofErr w:type="gramEnd"/>
-      <w:r>
-        <w:rPr>
-          <w:rFonts w:hint="eastAsia"/>
-          <w:bCs/>
-          <w:szCs w:val="28"/>
-        </w:rPr>
-        <w:t>」太無聊，而說「亦悠悠」。也就收到具體生動之效，不特</w:t>
-      </w:r>
-      <w:proofErr w:type="gramStart"/>
-      <w:r>
-        <w:rPr>
-          <w:rFonts w:hint="eastAsia"/>
-          <w:bCs/>
-          <w:szCs w:val="28"/>
-        </w:rPr>
-        <w:t>是</w:t>
-      </w:r>
-      <w:r>
-        <w:rPr>
-          <w:rFonts w:hint="eastAsia"/>
-          <w:b/>
-          <w:szCs w:val="28"/>
-        </w:rPr>
-        <w:t>趁韻</w:t>
-      </w:r>
-      <w:r>
-        <w:rPr>
-          <w:rFonts w:hint="eastAsia"/>
-          <w:bCs/>
-          <w:szCs w:val="28"/>
-        </w:rPr>
-        <w:t>而已</w:t>
-      </w:r>
-      <w:proofErr w:type="gramEnd"/>
-      <w:r>
-        <w:rPr>
-          <w:rFonts w:hint="eastAsia"/>
-          <w:bCs/>
-          <w:szCs w:val="28"/>
-        </w:rPr>
-        <w:t>。同樣，不說得過且過而說「今朝有酒今朝醉，</w:t>
-      </w:r>
-      <w:proofErr w:type="gramStart"/>
-      <w:r>
-        <w:rPr>
-          <w:rFonts w:hint="eastAsia"/>
-          <w:bCs/>
-          <w:szCs w:val="28"/>
-        </w:rPr>
-        <w:t>明日愁來明日愁</w:t>
-      </w:r>
-      <w:proofErr w:type="gramEnd"/>
-      <w:r>
-        <w:rPr>
-          <w:rFonts w:hint="eastAsia"/>
-          <w:bCs/>
-          <w:szCs w:val="28"/>
-        </w:rPr>
-        <w:t>」，更將「得即高歌</w:t>
-      </w:r>
-      <w:proofErr w:type="gramStart"/>
-      <w:r>
-        <w:rPr>
-          <w:rFonts w:hint="eastAsia"/>
-          <w:bCs/>
-          <w:szCs w:val="28"/>
-        </w:rPr>
-        <w:t>失即休</w:t>
-      </w:r>
-      <w:proofErr w:type="gramEnd"/>
-      <w:r>
-        <w:rPr>
-          <w:rFonts w:hint="eastAsia"/>
-          <w:bCs/>
-          <w:szCs w:val="28"/>
-        </w:rPr>
-        <w:t>」</w:t>
-      </w:r>
-      <w:proofErr w:type="gramStart"/>
-      <w:r>
-        <w:rPr>
-          <w:rFonts w:hint="eastAsia"/>
-          <w:bCs/>
-          <w:szCs w:val="28"/>
-        </w:rPr>
-        <w:t>一</w:t>
-      </w:r>
-      <w:proofErr w:type="gramEnd"/>
-      <w:r>
-        <w:rPr>
-          <w:rFonts w:hint="eastAsia"/>
-          <w:bCs/>
-          <w:szCs w:val="28"/>
-        </w:rPr>
-        <w:t>語具體化，一個</w:t>
-      </w:r>
-      <w:proofErr w:type="gramStart"/>
-      <w:r>
-        <w:rPr>
-          <w:rFonts w:hint="eastAsia"/>
-          <w:bCs/>
-          <w:szCs w:val="28"/>
-        </w:rPr>
-        <w:t>放歌縱</w:t>
-      </w:r>
-      <w:proofErr w:type="gramEnd"/>
-      <w:r>
-        <w:rPr>
-          <w:rFonts w:hint="eastAsia"/>
-          <w:bCs/>
-          <w:szCs w:val="28"/>
-        </w:rPr>
-        <w:t>酒的</w:t>
-      </w:r>
-      <w:proofErr w:type="gramStart"/>
-      <w:r>
-        <w:rPr>
-          <w:rFonts w:hint="eastAsia"/>
-          <w:bCs/>
-          <w:szCs w:val="28"/>
-        </w:rPr>
-        <w:t>曠</w:t>
-      </w:r>
-      <w:proofErr w:type="gramEnd"/>
-      <w:r>
-        <w:rPr>
-          <w:rFonts w:hint="eastAsia"/>
-          <w:bCs/>
-          <w:szCs w:val="28"/>
-        </w:rPr>
-        <w:t>士形象呼之欲出。</w:t>
-      </w:r>
-    </w:p>
-    <w:p>
-      <w:pPr>
-        <w:spacing w:after="0" w:line="440" w:lineRule="exact"/>
-        <w:ind w:left="-6" w:right="0" w:hanging="11"/>
-        <w:rPr>
-          <w:bCs/>
-          <w:szCs w:val="28"/>
-        </w:rPr>
-      </w:pPr>
-      <w:r>
-        <w:rPr>
-          <w:rFonts w:hint="eastAsia"/>
-          <w:bCs/>
-          <w:szCs w:val="28"/>
-        </w:rPr>
-        <w:t xml:space="preserve">    </w:t>
-      </w:r>
-      <w:r>
-        <w:rPr>
-          <w:rFonts w:hint="eastAsia"/>
-          <w:bCs/>
-          <w:szCs w:val="28"/>
-        </w:rPr>
-        <w:t>先看第三句，「今朝有酒今朝醉」，此句是膾炙人口的名句，詩人在此告訴世人：失意無法排解時，可以以</w:t>
-      </w:r>
-      <w:proofErr w:type="gramStart"/>
-      <w:r>
-        <w:rPr>
-          <w:rFonts w:hint="eastAsia"/>
-          <w:bCs/>
-          <w:szCs w:val="28"/>
-        </w:rPr>
-        <w:t>醉解愁</w:t>
-      </w:r>
-      <w:proofErr w:type="gramEnd"/>
-      <w:r>
-        <w:rPr>
-          <w:rFonts w:hint="eastAsia"/>
-          <w:bCs/>
-          <w:szCs w:val="28"/>
-        </w:rPr>
-        <w:t>。其實以酒消愁古</w:t>
-      </w:r>
-      <w:r>
-        <w:rPr>
-          <w:rFonts w:hint="eastAsia"/>
-          <w:bCs/>
-          <w:szCs w:val="28"/>
-        </w:rPr>
-        <w:t>已</w:t>
-      </w:r>
-      <w:r>
-        <w:rPr>
-          <w:rFonts w:hint="eastAsia"/>
-          <w:bCs/>
-          <w:szCs w:val="28"/>
-        </w:rPr>
-        <w:t>有之，</w:t>
-      </w:r>
-      <w:r>
-        <w:rPr>
-          <w:rFonts w:hint="eastAsia"/>
-          <w:bCs/>
-          <w:szCs w:val="28"/>
-          <w:u w:val="single"/>
-        </w:rPr>
-        <w:t>曹操</w:t>
-      </w:r>
-      <w:r>
-        <w:rPr>
-          <w:rFonts w:hint="eastAsia"/>
-          <w:bCs/>
-          <w:szCs w:val="28"/>
-        </w:rPr>
-        <w:t>便有「</w:t>
-      </w:r>
-      <w:hyperlink r:id="rId8" w:history="1">
-        <w:r>
-          <w:rPr>
-            <w:rStyle w:val="a7"/>
-            <w:rFonts w:hint="eastAsia"/>
-            <w:bCs/>
-            <w:szCs w:val="28"/>
-          </w:rPr>
-          <w:t>何以解憂，唯有杜康</w:t>
-        </w:r>
-      </w:hyperlink>
-      <w:r>
-        <w:rPr>
-          <w:rFonts w:hint="eastAsia"/>
-          <w:bCs/>
-          <w:szCs w:val="28"/>
-        </w:rPr>
-        <w:t>」</w:t>
-      </w:r>
-      <w:proofErr w:type="gramStart"/>
-      <w:r>
-        <w:rPr>
-          <w:rFonts w:hint="eastAsia"/>
-          <w:bCs/>
-          <w:szCs w:val="28"/>
-        </w:rPr>
-        <w:t>之句</w:t>
-      </w:r>
-      <w:proofErr w:type="gramEnd"/>
-      <w:r>
-        <w:rPr>
-          <w:rFonts w:hint="eastAsia"/>
-          <w:bCs/>
-          <w:szCs w:val="28"/>
-        </w:rPr>
-        <w:t>。但這樣的話從詩人的口中說出來就別有一番滋味了：如果真的時時刻刻有</w:t>
-      </w:r>
-      <w:proofErr w:type="gramStart"/>
-      <w:r>
-        <w:rPr>
-          <w:rFonts w:hint="eastAsia"/>
-          <w:bCs/>
-          <w:szCs w:val="28"/>
-        </w:rPr>
-        <w:t>酒解愁</w:t>
-      </w:r>
-      <w:proofErr w:type="gramEnd"/>
-      <w:r>
-        <w:rPr>
-          <w:rFonts w:hint="eastAsia"/>
-          <w:bCs/>
-          <w:szCs w:val="28"/>
-        </w:rPr>
-        <w:t>，一輩子沉醉不醒也未嘗不可。可詩人是一位窮愁</w:t>
-      </w:r>
-      <w:r>
-        <w:rPr>
-          <w:rFonts w:hint="eastAsia"/>
-          <w:b/>
-          <w:szCs w:val="28"/>
-        </w:rPr>
-        <w:t>潦倒</w:t>
-      </w:r>
-      <w:r>
-        <w:rPr>
-          <w:rFonts w:hint="eastAsia"/>
-          <w:bCs/>
-          <w:szCs w:val="28"/>
-        </w:rPr>
-        <w:t>的文人，他不能天天有酒，兩個「今朝」的重複，道出了所謂的解憂，也只是暫時的排解而已。看來面對人世間</w:t>
-      </w:r>
-      <w:r>
-        <w:rPr>
-          <w:rFonts w:hint="eastAsia"/>
-          <w:b/>
-          <w:szCs w:val="28"/>
-        </w:rPr>
-        <w:t>紛至沓來</w:t>
-      </w:r>
-      <w:r>
-        <w:rPr>
-          <w:rFonts w:hint="eastAsia"/>
-          <w:bCs/>
-          <w:szCs w:val="28"/>
-        </w:rPr>
-        <w:t>的憂患與失意，詩人也沒有</w:t>
-      </w:r>
-      <w:r>
-        <w:rPr>
-          <w:rFonts w:hint="eastAsia"/>
-          <w:b/>
-          <w:szCs w:val="28"/>
-        </w:rPr>
-        <w:t>畢其功</w:t>
-      </w:r>
-      <w:r>
-        <w:rPr>
-          <w:rFonts w:hint="eastAsia"/>
-          <w:b/>
-          <w:szCs w:val="28"/>
-        </w:rPr>
-        <w:t>於</w:t>
-      </w:r>
-      <w:r>
-        <w:rPr>
-          <w:rFonts w:hint="eastAsia"/>
-          <w:b/>
-          <w:szCs w:val="28"/>
-        </w:rPr>
-        <w:t>一役</w:t>
-      </w:r>
-      <w:r>
-        <w:rPr>
-          <w:rFonts w:hint="eastAsia"/>
-          <w:bCs/>
-          <w:szCs w:val="28"/>
-        </w:rPr>
-        <w:t>的解決辦法。「</w:t>
-      </w:r>
-      <w:proofErr w:type="gramStart"/>
-      <w:r>
-        <w:rPr>
-          <w:rFonts w:hint="eastAsia"/>
-          <w:bCs/>
-          <w:szCs w:val="28"/>
-        </w:rPr>
-        <w:t>明日愁來明日愁</w:t>
-      </w:r>
-      <w:proofErr w:type="gramEnd"/>
-      <w:r>
-        <w:rPr>
-          <w:rFonts w:hint="eastAsia"/>
-          <w:bCs/>
-          <w:szCs w:val="28"/>
-        </w:rPr>
-        <w:t>」，此句明顯地流露出了窮愁潦倒的詩人的無奈與傷心，正因為「醉」的時間是有限的，酒醒之</w:t>
-      </w:r>
-      <w:r>
-        <w:rPr>
-          <w:rFonts w:hint="eastAsia"/>
-          <w:bCs/>
-          <w:szCs w:val="28"/>
-        </w:rPr>
-        <w:lastRenderedPageBreak/>
-        <w:t>後又如何，尚未排遣</w:t>
-      </w:r>
-      <w:proofErr w:type="gramStart"/>
-      <w:r>
-        <w:rPr>
-          <w:rFonts w:hint="eastAsia"/>
-          <w:bCs/>
-          <w:szCs w:val="28"/>
-        </w:rPr>
-        <w:t>的舊愁加上</w:t>
-      </w:r>
-      <w:proofErr w:type="gramEnd"/>
-      <w:r>
-        <w:rPr>
-          <w:rFonts w:hint="eastAsia"/>
-          <w:bCs/>
-          <w:szCs w:val="28"/>
-        </w:rPr>
-        <w:t>明日的新愁，那</w:t>
-      </w:r>
-      <w:proofErr w:type="gramStart"/>
-      <w:r>
-        <w:rPr>
-          <w:rFonts w:hint="eastAsia"/>
-          <w:bCs/>
-          <w:szCs w:val="28"/>
-        </w:rPr>
-        <w:t>是更愁了</w:t>
-      </w:r>
-      <w:proofErr w:type="gramEnd"/>
-      <w:r>
-        <w:rPr>
-          <w:rFonts w:hint="eastAsia"/>
-          <w:bCs/>
-          <w:szCs w:val="28"/>
-        </w:rPr>
-        <w:t>。由此可見，正在勸解世人凡事看開些的詩人其實自己也沒有解決「</w:t>
-      </w:r>
-      <w:proofErr w:type="gramStart"/>
-      <w:r>
-        <w:rPr>
-          <w:rFonts w:hint="eastAsia"/>
-          <w:bCs/>
-          <w:szCs w:val="28"/>
-        </w:rPr>
-        <w:t>失即休</w:t>
-      </w:r>
-      <w:proofErr w:type="gramEnd"/>
-      <w:r>
-        <w:rPr>
-          <w:rFonts w:hint="eastAsia"/>
-          <w:bCs/>
-          <w:szCs w:val="28"/>
-        </w:rPr>
-        <w:t>」這個難題，雖然他對明日之愁採取的是一種</w:t>
-      </w:r>
-      <w:r>
-        <w:rPr>
-          <w:rFonts w:hint="eastAsia"/>
-          <w:b/>
-          <w:szCs w:val="28"/>
-        </w:rPr>
-        <w:t>不屑</w:t>
-      </w:r>
-      <w:r>
-        <w:rPr>
-          <w:rFonts w:hint="eastAsia"/>
-          <w:bCs/>
-          <w:szCs w:val="28"/>
-        </w:rPr>
-        <w:t>一顧的態度，但這恰恰體現了他以酒澆愁，得過且過、無可奈何的</w:t>
-      </w:r>
-      <w:proofErr w:type="gramStart"/>
-      <w:r>
-        <w:rPr>
-          <w:rFonts w:hint="eastAsia"/>
-          <w:bCs/>
-          <w:szCs w:val="28"/>
-        </w:rPr>
-        <w:t>悽</w:t>
-      </w:r>
-      <w:proofErr w:type="gramEnd"/>
-      <w:r>
-        <w:rPr>
-          <w:rFonts w:hint="eastAsia"/>
-          <w:bCs/>
-          <w:szCs w:val="28"/>
-        </w:rPr>
-        <w:t>酸、潦倒。古之文人，生活在那爭名奪利的官場社會之中，沒有幾個能達到如此境界。這，也就是此詩造成的總的形象了。僅指出這一點還不夠，還要看到這一形象具有獨特個性。只要將此詩</w:t>
-      </w:r>
-      <w:proofErr w:type="gramStart"/>
-      <w:r>
-        <w:rPr>
-          <w:rFonts w:hint="eastAsia"/>
-          <w:bCs/>
-          <w:szCs w:val="28"/>
-        </w:rPr>
-        <w:t>與同含</w:t>
-      </w:r>
-      <w:proofErr w:type="gramEnd"/>
-      <w:r>
-        <w:rPr>
-          <w:rFonts w:hint="eastAsia"/>
-          <w:bCs/>
-          <w:szCs w:val="28"/>
-        </w:rPr>
-        <w:t>「及時行樂」</w:t>
-      </w:r>
-      <w:r>
-        <w:rPr>
-          <w:rFonts w:hint="eastAsia"/>
-          <w:b/>
-          <w:szCs w:val="28"/>
-        </w:rPr>
-        <w:t>意</w:t>
-      </w:r>
-      <w:proofErr w:type="gramStart"/>
-      <w:r>
-        <w:rPr>
-          <w:rFonts w:hint="eastAsia"/>
-          <w:b/>
-          <w:szCs w:val="28"/>
-        </w:rPr>
-        <w:t>蘊</w:t>
-      </w:r>
-      <w:proofErr w:type="gramEnd"/>
-      <w:r>
-        <w:rPr>
-          <w:rFonts w:hint="eastAsia"/>
-          <w:bCs/>
-          <w:szCs w:val="28"/>
-        </w:rPr>
-        <w:t>的</w:t>
-      </w:r>
-      <w:proofErr w:type="gramStart"/>
-      <w:r>
-        <w:rPr>
-          <w:rFonts w:hint="eastAsia"/>
-          <w:bCs/>
-          <w:szCs w:val="28"/>
-          <w:u w:val="single"/>
-        </w:rPr>
-        <w:t>杜秋娘</w:t>
-      </w:r>
-      <w:r>
-        <w:rPr>
-          <w:rFonts w:hint="eastAsia"/>
-          <w:bCs/>
-          <w:szCs w:val="28"/>
-        </w:rPr>
-        <w:t>所歌《金縷衣》</w:t>
-      </w:r>
-      <w:proofErr w:type="gramEnd"/>
-      <w:r>
-        <w:rPr>
-          <w:rFonts w:hint="eastAsia"/>
-          <w:bCs/>
-          <w:szCs w:val="28"/>
-        </w:rPr>
-        <w:t>相比較，便不難看到。</w:t>
-      </w:r>
-      <w:proofErr w:type="gramStart"/>
-      <w:r>
-        <w:rPr>
-          <w:rFonts w:hint="eastAsia"/>
-          <w:bCs/>
-          <w:szCs w:val="28"/>
-        </w:rPr>
-        <w:t>那裡說的是</w:t>
-      </w:r>
-      <w:proofErr w:type="gramEnd"/>
-      <w:r>
-        <w:rPr>
-          <w:rFonts w:hint="eastAsia"/>
-          <w:bCs/>
-          <w:szCs w:val="28"/>
-        </w:rPr>
-        <w:t>花兒與少年，所以「莫待無</w:t>
-      </w:r>
-      <w:proofErr w:type="gramStart"/>
-      <w:r>
-        <w:rPr>
-          <w:rFonts w:hint="eastAsia"/>
-          <w:bCs/>
-          <w:szCs w:val="28"/>
-        </w:rPr>
-        <w:t>花空折</w:t>
-      </w:r>
-      <w:proofErr w:type="gramEnd"/>
-      <w:r>
-        <w:rPr>
-          <w:rFonts w:hint="eastAsia"/>
-          <w:bCs/>
-          <w:szCs w:val="28"/>
-        </w:rPr>
-        <w:t>枝」，頗有不負青春、及時努力的意味；而這裡取</w:t>
-      </w:r>
-      <w:proofErr w:type="gramStart"/>
-      <w:r>
-        <w:rPr>
-          <w:rFonts w:hint="eastAsia"/>
-          <w:bCs/>
-          <w:szCs w:val="28"/>
-        </w:rPr>
-        <w:t>象於放歌縱</w:t>
-      </w:r>
-      <w:proofErr w:type="gramEnd"/>
-      <w:r>
-        <w:rPr>
-          <w:rFonts w:hint="eastAsia"/>
-          <w:bCs/>
-          <w:szCs w:val="28"/>
-        </w:rPr>
-        <w:t>酒，更帶</w:t>
-      </w:r>
-      <w:r>
-        <w:rPr>
-          <w:rFonts w:hint="eastAsia"/>
-          <w:b/>
-          <w:szCs w:val="28"/>
-        </w:rPr>
-        <w:t>遲暮</w:t>
-      </w:r>
-      <w:r>
-        <w:rPr>
-          <w:rFonts w:hint="eastAsia"/>
-          <w:bCs/>
-          <w:szCs w:val="28"/>
-        </w:rPr>
-        <w:t>的頹喪，「今朝有酒今朝醉」總使人感到一種內在的淒涼、</w:t>
-      </w:r>
-      <w:r>
-        <w:rPr>
-          <w:rFonts w:hint="eastAsia"/>
-          <w:b/>
-          <w:szCs w:val="28"/>
-        </w:rPr>
-        <w:t>憤</w:t>
-      </w:r>
-      <w:proofErr w:type="gramStart"/>
-      <w:r>
-        <w:rPr>
-          <w:rFonts w:hint="eastAsia"/>
-          <w:b/>
-          <w:szCs w:val="28"/>
-        </w:rPr>
-        <w:t>嫉</w:t>
-      </w:r>
-      <w:proofErr w:type="gramEnd"/>
-      <w:r>
-        <w:rPr>
-          <w:rFonts w:hint="eastAsia"/>
-          <w:bCs/>
-          <w:szCs w:val="28"/>
-        </w:rPr>
-        <w:t>之情。二詩彼此並不雷同。此詩的情感既有普遍性，其形象又個性化，所以具有</w:t>
-      </w:r>
-      <w:r>
-        <w:rPr>
-          <w:rFonts w:hint="eastAsia"/>
-          <w:b/>
-          <w:szCs w:val="28"/>
-        </w:rPr>
-        <w:t>典型</w:t>
-      </w:r>
-      <w:r>
-        <w:rPr>
-          <w:rFonts w:hint="eastAsia"/>
-          <w:bCs/>
-          <w:szCs w:val="28"/>
-        </w:rPr>
-        <w:t>意義。</w:t>
-      </w:r>
-    </w:p>
-    <w:p>
-      <w:pPr>
-        <w:spacing w:after="0" w:line="440" w:lineRule="exact"/>
-        <w:ind w:left="-6" w:right="0" w:hanging="11"/>
-        <w:rPr>
-          <w:bCs/>
-          <w:szCs w:val="28"/>
-        </w:rPr>
-      </w:pPr>
-      <w:r>
-        <w:rPr>
-          <w:rFonts w:hint="eastAsia"/>
-          <w:bCs/>
-          <w:szCs w:val="28"/>
-        </w:rPr>
-        <w:t xml:space="preserve">    </w:t>
-      </w:r>
-      <w:r>
-        <w:rPr>
-          <w:rFonts w:hint="eastAsia"/>
-          <w:bCs/>
-          <w:szCs w:val="28"/>
-        </w:rPr>
-        <w:t>此詩藝術表現上更其成功之處，則在於重疊中求變化，從而形成絕妙的</w:t>
-      </w:r>
-      <w:r>
-        <w:rPr>
-          <w:rFonts w:hint="eastAsia"/>
-          <w:b/>
-          <w:szCs w:val="28"/>
-        </w:rPr>
-        <w:t>詠嘆調</w:t>
-      </w:r>
-      <w:r>
-        <w:rPr>
-          <w:rFonts w:hint="eastAsia"/>
-          <w:bCs/>
-          <w:szCs w:val="28"/>
-        </w:rPr>
-        <w:t>。</w:t>
-      </w:r>
-    </w:p>
-    <w:p>
-      <w:pPr>
-        <w:spacing w:after="0" w:line="440" w:lineRule="exact"/>
-        <w:ind w:left="-6" w:right="0" w:hanging="11"/>
-        <w:rPr>
-          <w:bCs/>
-          <w:szCs w:val="28"/>
-        </w:rPr>
-      </w:pPr>
-      <w:r>
-        <w:rPr>
-          <w:rFonts w:hint="eastAsia"/>
-          <w:bCs/>
-          <w:szCs w:val="28"/>
-        </w:rPr>
-        <w:t xml:space="preserve">    </w:t>
-      </w:r>
-      <w:r>
-        <w:rPr>
-          <w:rFonts w:hint="eastAsia"/>
-          <w:bCs/>
-          <w:szCs w:val="28"/>
-        </w:rPr>
-        <w:t>一是情感上的重疊變化。</w:t>
-      </w:r>
-      <w:proofErr w:type="gramStart"/>
-      <w:r>
-        <w:rPr>
-          <w:rFonts w:hint="eastAsia"/>
-          <w:bCs/>
-          <w:szCs w:val="28"/>
-        </w:rPr>
-        <w:t>首句先括</w:t>
-      </w:r>
-      <w:proofErr w:type="gramEnd"/>
-      <w:r>
-        <w:rPr>
-          <w:rFonts w:hint="eastAsia"/>
-          <w:bCs/>
-          <w:szCs w:val="28"/>
-        </w:rPr>
-        <w:t>盡題意，說得時誠可高興失時亦不必悲傷；</w:t>
-      </w:r>
-      <w:proofErr w:type="gramStart"/>
-      <w:r>
-        <w:rPr>
-          <w:rFonts w:hint="eastAsia"/>
-          <w:bCs/>
-          <w:szCs w:val="28"/>
-        </w:rPr>
-        <w:t>次句則是首句</w:t>
-      </w:r>
-      <w:proofErr w:type="gramEnd"/>
-      <w:r>
-        <w:rPr>
-          <w:rFonts w:hint="eastAsia"/>
-          <w:bCs/>
-          <w:szCs w:val="28"/>
-        </w:rPr>
-        <w:t>的補充，從反面說同一意思：倘不這樣，「</w:t>
-      </w:r>
-      <w:proofErr w:type="gramStart"/>
-      <w:r>
-        <w:rPr>
-          <w:rFonts w:hint="eastAsia"/>
-          <w:bCs/>
-          <w:szCs w:val="28"/>
-        </w:rPr>
-        <w:t>多愁多恨</w:t>
-      </w:r>
-      <w:proofErr w:type="gramEnd"/>
-      <w:r>
-        <w:rPr>
-          <w:rFonts w:hint="eastAsia"/>
-          <w:bCs/>
-          <w:szCs w:val="28"/>
-        </w:rPr>
-        <w:t>」，是有害無益的；三、四句則又回到正面立意上來，分別推進</w:t>
-      </w:r>
-      <w:proofErr w:type="gramStart"/>
-      <w:r>
-        <w:rPr>
-          <w:rFonts w:hint="eastAsia"/>
-          <w:bCs/>
-          <w:szCs w:val="28"/>
-        </w:rPr>
-        <w:t>了首句的</w:t>
-      </w:r>
-      <w:proofErr w:type="gramEnd"/>
-      <w:r>
-        <w:rPr>
-          <w:rFonts w:hint="eastAsia"/>
-          <w:bCs/>
-          <w:szCs w:val="28"/>
-        </w:rPr>
-        <w:t>意思：「今朝有酒今朝醉」就是「得即高歌」的反覆與推進，「</w:t>
-      </w:r>
-      <w:proofErr w:type="gramStart"/>
-      <w:r>
-        <w:rPr>
-          <w:rFonts w:hint="eastAsia"/>
-          <w:bCs/>
-          <w:szCs w:val="28"/>
-        </w:rPr>
-        <w:t>明日愁來明日愁</w:t>
-      </w:r>
-      <w:proofErr w:type="gramEnd"/>
-      <w:r>
-        <w:rPr>
-          <w:rFonts w:hint="eastAsia"/>
-          <w:bCs/>
-          <w:szCs w:val="28"/>
-        </w:rPr>
-        <w:t>」則是「</w:t>
-      </w:r>
-      <w:proofErr w:type="gramStart"/>
-      <w:r>
-        <w:rPr>
-          <w:rFonts w:hint="eastAsia"/>
-          <w:bCs/>
-          <w:szCs w:val="28"/>
-        </w:rPr>
-        <w:t>失即休</w:t>
-      </w:r>
-      <w:proofErr w:type="gramEnd"/>
-      <w:r>
-        <w:rPr>
-          <w:rFonts w:hint="eastAsia"/>
-          <w:bCs/>
-          <w:szCs w:val="28"/>
-        </w:rPr>
-        <w:t>」的進一步</w:t>
-      </w:r>
-      <w:r>
-        <w:rPr>
-          <w:rFonts w:hint="eastAsia"/>
-          <w:b/>
-          <w:szCs w:val="28"/>
-        </w:rPr>
-        <w:t>闡發</w:t>
-      </w:r>
-      <w:r>
-        <w:rPr>
-          <w:rFonts w:hint="eastAsia"/>
-          <w:bCs/>
-          <w:szCs w:val="28"/>
-        </w:rPr>
-        <w:t>。</w:t>
-      </w:r>
-      <w:proofErr w:type="gramStart"/>
-      <w:r>
-        <w:rPr>
-          <w:rFonts w:hint="eastAsia"/>
-          <w:bCs/>
-          <w:szCs w:val="28"/>
-        </w:rPr>
-        <w:t>總之，</w:t>
-      </w:r>
-      <w:proofErr w:type="gramEnd"/>
-      <w:r>
-        <w:rPr>
-          <w:rFonts w:hint="eastAsia"/>
-          <w:bCs/>
-          <w:szCs w:val="28"/>
-        </w:rPr>
-        <w:t>從頭至尾，</w:t>
-      </w:r>
-      <w:proofErr w:type="gramStart"/>
-      <w:r>
-        <w:rPr>
-          <w:rFonts w:hint="eastAsia"/>
-          <w:bCs/>
-          <w:szCs w:val="28"/>
-        </w:rPr>
-        <w:t>詩情有一個</w:t>
-      </w:r>
-      <w:proofErr w:type="gramEnd"/>
-      <w:r>
-        <w:rPr>
-          <w:rFonts w:hint="eastAsia"/>
-          <w:bCs/>
-          <w:szCs w:val="28"/>
-        </w:rPr>
-        <w:t>迴旋和</w:t>
-      </w:r>
-      <w:r>
-        <w:rPr>
-          <w:rFonts w:hint="eastAsia"/>
-          <w:b/>
-          <w:color w:val="auto"/>
-          <w:szCs w:val="28"/>
-        </w:rPr>
-        <w:t>升騰</w:t>
-      </w:r>
-      <w:r>
-        <w:rPr>
-          <w:rFonts w:hint="eastAsia"/>
-          <w:bCs/>
-          <w:szCs w:val="28"/>
-        </w:rPr>
-        <w:t>。</w:t>
-      </w:r>
-    </w:p>
-    <w:p>
-      <w:pPr>
-        <w:spacing w:after="0" w:line="440" w:lineRule="exact"/>
-        <w:ind w:left="-6" w:right="0" w:hanging="11"/>
-        <w:rPr>
-          <w:bCs/>
-          <w:szCs w:val="28"/>
-        </w:rPr>
-      </w:pPr>
-      <w:r>
-        <w:rPr>
-          <w:rFonts w:hint="eastAsia"/>
-          <w:bCs/>
-          <w:szCs w:val="28"/>
-        </w:rPr>
-        <w:t xml:space="preserve">    </w:t>
-      </w:r>
-      <w:r>
-        <w:rPr>
-          <w:rFonts w:hint="eastAsia"/>
-          <w:bCs/>
-          <w:szCs w:val="28"/>
-        </w:rPr>
-        <w:t>二是字詞上的重疊變化。</w:t>
-      </w:r>
-      <w:proofErr w:type="gramStart"/>
-      <w:r>
-        <w:rPr>
-          <w:rFonts w:hint="eastAsia"/>
-          <w:bCs/>
-          <w:szCs w:val="28"/>
-        </w:rPr>
-        <w:t>首句前四</w:t>
-      </w:r>
-      <w:proofErr w:type="gramEnd"/>
-      <w:r>
-        <w:rPr>
-          <w:rFonts w:hint="eastAsia"/>
-          <w:bCs/>
-          <w:szCs w:val="28"/>
-        </w:rPr>
-        <w:t>字與後三字意義相對，而二、六字（「即」）重疊；</w:t>
-      </w:r>
-      <w:proofErr w:type="gramStart"/>
-      <w:r>
-        <w:rPr>
-          <w:rFonts w:hint="eastAsia"/>
-          <w:bCs/>
-          <w:szCs w:val="28"/>
-        </w:rPr>
-        <w:t>次句是</w:t>
-      </w:r>
-      <w:proofErr w:type="gramEnd"/>
-      <w:r>
-        <w:rPr>
-          <w:rFonts w:hint="eastAsia"/>
-          <w:bCs/>
-          <w:szCs w:val="28"/>
-        </w:rPr>
-        <w:t>緊縮式，意思是</w:t>
-      </w:r>
-      <w:proofErr w:type="gramStart"/>
-      <w:r>
-        <w:rPr>
-          <w:rFonts w:hint="eastAsia"/>
-          <w:bCs/>
-          <w:szCs w:val="28"/>
-        </w:rPr>
-        <w:t>多愁悠悠，多恨</w:t>
-      </w:r>
-      <w:proofErr w:type="gramEnd"/>
-      <w:r>
-        <w:rPr>
-          <w:rFonts w:hint="eastAsia"/>
-          <w:bCs/>
-          <w:szCs w:val="28"/>
-        </w:rPr>
-        <w:t>亦悠悠，形成同意反覆。三、四句句式相同，但三句中「今朝」兩字重疊，四句中「</w:t>
-      </w:r>
-      <w:proofErr w:type="gramStart"/>
-      <w:r>
-        <w:rPr>
-          <w:rFonts w:hint="eastAsia"/>
-          <w:bCs/>
-          <w:szCs w:val="28"/>
-        </w:rPr>
-        <w:t>明日愁</w:t>
-      </w:r>
-      <w:proofErr w:type="gramEnd"/>
-      <w:r>
-        <w:rPr>
-          <w:rFonts w:hint="eastAsia"/>
-          <w:bCs/>
-          <w:szCs w:val="28"/>
-        </w:rPr>
-        <w:t>」竟然三字重疊，但前「愁」</w:t>
-      </w:r>
-      <w:proofErr w:type="gramStart"/>
-      <w:r>
-        <w:rPr>
-          <w:rFonts w:hint="eastAsia"/>
-          <w:bCs/>
-          <w:szCs w:val="28"/>
-        </w:rPr>
-        <w:t>字屬名詞</w:t>
-      </w:r>
-      <w:proofErr w:type="gramEnd"/>
-      <w:r>
-        <w:rPr>
-          <w:rFonts w:hint="eastAsia"/>
-          <w:bCs/>
-          <w:szCs w:val="28"/>
-        </w:rPr>
-        <w:t>，後「愁」字乃動詞，詞性亦有變化。可以說，每一句都是重疊與變化，而每一句具體表現又各不同。把重疊與變化統一的手法運用得盡情盡致，在小詩中似乎是最突出的。</w:t>
-      </w:r>
-    </w:p>
-    <w:p>
-      <w:pPr>
-        <w:spacing w:after="0" w:line="440" w:lineRule="exact"/>
-        <w:ind w:left="-6" w:right="0" w:hanging="11"/>
-        <w:rPr>
-          <w:bCs/>
-          <w:szCs w:val="28"/>
-        </w:rPr>
-      </w:pPr>
-      <w:r>
-        <w:rPr>
-          <w:rFonts w:hint="eastAsia"/>
-          <w:bCs/>
-          <w:szCs w:val="28"/>
-        </w:rPr>
-        <w:t xml:space="preserve">    </w:t>
-      </w:r>
-      <w:r>
-        <w:rPr>
-          <w:rFonts w:hint="eastAsia"/>
-          <w:bCs/>
-          <w:szCs w:val="28"/>
-        </w:rPr>
-        <w:t>由於上述兩個方面的獨到，千年以來一些窮愁潦倒的人</w:t>
-      </w:r>
-      <w:proofErr w:type="gramStart"/>
-      <w:r>
-        <w:rPr>
-          <w:rFonts w:hint="eastAsia"/>
-          <w:bCs/>
-          <w:szCs w:val="28"/>
-        </w:rPr>
-        <w:t>沉</w:t>
-      </w:r>
-      <w:proofErr w:type="gramEnd"/>
-      <w:r>
-        <w:rPr>
-          <w:rFonts w:hint="eastAsia"/>
-          <w:bCs/>
-          <w:szCs w:val="28"/>
-        </w:rPr>
-        <w:t>飲「自遣」，陶冶情操時，於古人</w:t>
-      </w:r>
-      <w:proofErr w:type="gramStart"/>
-      <w:r>
-        <w:rPr>
-          <w:rFonts w:hint="eastAsia"/>
-          <w:b/>
-          <w:szCs w:val="28"/>
-        </w:rPr>
-        <w:t>偌多</w:t>
-      </w:r>
-      <w:r>
-        <w:rPr>
-          <w:rFonts w:hint="eastAsia"/>
-          <w:bCs/>
-          <w:szCs w:val="28"/>
-        </w:rPr>
-        <w:t>解愁詩句</w:t>
-      </w:r>
-      <w:proofErr w:type="gramEnd"/>
-      <w:r>
-        <w:rPr>
-          <w:rFonts w:hint="eastAsia"/>
-          <w:bCs/>
-          <w:szCs w:val="28"/>
-        </w:rPr>
-        <w:t>中，惟獨最容易記起「今朝有酒今朝醉」來。</w:t>
-      </w:r>
-    </w:p>
-    <w:p>
-      <w:pPr>
-        <w:spacing w:after="0" w:line="440" w:lineRule="exact"/>
-        <w:ind w:left="-6" w:right="0" w:hanging="11"/>
-        <w:rPr>
-          <w:bCs/>
-          <w:szCs w:val="28"/>
-        </w:rPr>
-      </w:pPr>
-      <w:r>
-        <w:rPr>
-          <w:rFonts w:hint="eastAsia"/>
-          <w:bCs/>
-          <w:szCs w:val="28"/>
-        </w:rPr>
-        <w:t xml:space="preserve">    </w:t>
-      </w:r>
-      <w:proofErr w:type="gramStart"/>
-      <w:r>
-        <w:rPr>
-          <w:rFonts w:hint="eastAsia"/>
-          <w:bCs/>
-          <w:szCs w:val="28"/>
-        </w:rPr>
-        <w:t>詩名《自遣》</w:t>
-      </w:r>
-      <w:proofErr w:type="gramEnd"/>
-      <w:r>
-        <w:rPr>
-          <w:rFonts w:hint="eastAsia"/>
-          <w:bCs/>
-          <w:szCs w:val="28"/>
-        </w:rPr>
-        <w:t>，是自行排遣</w:t>
-      </w:r>
-      <w:r>
-        <w:rPr>
-          <w:rFonts w:hint="eastAsia"/>
-          <w:bCs/>
-          <w:szCs w:val="28"/>
-        </w:rPr>
-        <w:t>、</w:t>
-      </w:r>
-      <w:r>
-        <w:rPr>
-          <w:rFonts w:hint="eastAsia"/>
-          <w:bCs/>
-          <w:szCs w:val="28"/>
-        </w:rPr>
-        <w:t>寬慰的意思。解讀此詩，關鍵全在於詩人將「愁』和「恨」排遣掉了沒有。而詩人之「愁」和「恨」是社會之愁，家國之愁，這</w:t>
-      </w:r>
-      <w:proofErr w:type="gramStart"/>
-      <w:r>
-        <w:rPr>
-          <w:rFonts w:hint="eastAsia"/>
-          <w:bCs/>
-          <w:szCs w:val="28"/>
-        </w:rPr>
-        <w:t>種愁是</w:t>
-      </w:r>
-      <w:proofErr w:type="gramEnd"/>
-      <w:r>
-        <w:rPr>
-          <w:rFonts w:hint="eastAsia"/>
-          <w:bCs/>
-          <w:szCs w:val="28"/>
-        </w:rPr>
-        <w:t>詩人自</w:t>
-      </w:r>
-      <w:r>
-        <w:rPr>
-          <w:rFonts w:hint="eastAsia"/>
-          <w:bCs/>
-          <w:szCs w:val="28"/>
-        </w:rPr>
-        <w:t>己</w:t>
-      </w:r>
-      <w:r>
-        <w:rPr>
-          <w:rFonts w:hint="eastAsia"/>
-          <w:bCs/>
-          <w:szCs w:val="28"/>
-        </w:rPr>
-        <w:t>難以解決的。</w:t>
-      </w:r>
-      <w:r>
-        <w:rPr>
-          <w:rFonts w:hint="eastAsia"/>
-          <w:b/>
-          <w:szCs w:val="28"/>
-        </w:rPr>
-        <w:t>上書</w:t>
-      </w:r>
-      <w:r>
-        <w:rPr>
-          <w:rFonts w:hint="eastAsia"/>
-          <w:bCs/>
-          <w:szCs w:val="28"/>
-        </w:rPr>
-        <w:t>，皇帝不聽；勸說，皇帝不理；</w:t>
-      </w:r>
-      <w:proofErr w:type="gramStart"/>
-      <w:r>
-        <w:rPr>
-          <w:rFonts w:hint="eastAsia"/>
-          <w:b/>
-          <w:szCs w:val="28"/>
-        </w:rPr>
-        <w:t>諷諫</w:t>
-      </w:r>
-      <w:proofErr w:type="gramEnd"/>
-      <w:r>
-        <w:rPr>
-          <w:rFonts w:hint="eastAsia"/>
-          <w:bCs/>
-          <w:szCs w:val="28"/>
-        </w:rPr>
-        <w:t>，皇帝會惱怒。那詩人怎樣排遣，是採取了不理、不</w:t>
-      </w:r>
-      <w:proofErr w:type="gramStart"/>
-      <w:r>
-        <w:rPr>
-          <w:rFonts w:hint="eastAsia"/>
-          <w:bCs/>
-          <w:szCs w:val="28"/>
-        </w:rPr>
-        <w:t>採</w:t>
-      </w:r>
-      <w:proofErr w:type="gramEnd"/>
-      <w:r>
-        <w:rPr>
-          <w:rFonts w:hint="eastAsia"/>
-          <w:bCs/>
-          <w:szCs w:val="28"/>
-        </w:rPr>
-        <w:t>、不合作、不發言的態度。這種</w:t>
-      </w:r>
-      <w:r>
-        <w:rPr>
-          <w:rFonts w:hint="eastAsia"/>
-          <w:b/>
-          <w:szCs w:val="28"/>
-        </w:rPr>
-        <w:t>玩世不恭</w:t>
-      </w:r>
-      <w:r>
-        <w:rPr>
-          <w:rFonts w:hint="eastAsia"/>
-          <w:bCs/>
-          <w:szCs w:val="28"/>
-        </w:rPr>
-        <w:t>的態度雖帶有一定的消</w:t>
-      </w:r>
-      <w:r>
-        <w:rPr>
-          <w:rFonts w:hint="eastAsia"/>
-          <w:bCs/>
-          <w:szCs w:val="28"/>
-        </w:rPr>
-        <w:t>極</w:t>
-      </w:r>
-      <w:r>
-        <w:rPr>
-          <w:rFonts w:hint="eastAsia"/>
-          <w:bCs/>
-          <w:szCs w:val="28"/>
-        </w:rPr>
-        <w:t>成分，然而大多的知識分子都不發言，都不合作，那「此時無聲勝有聲」擁有很大的力量。</w:t>
-      </w:r>
-    </w:p>
-    <w:p>
-      <w:pPr>
-        <w:spacing w:after="0" w:line="440" w:lineRule="exact"/>
-        <w:ind w:left="-6" w:right="0" w:hanging="11"/>
-        <w:rPr>
-          <w:bCs/>
-          <w:spacing w:val="-6"/>
-          <w:szCs w:val="28"/>
-        </w:rPr>
-      </w:pPr>
-      <w:r>
-        <w:rPr>
-          <w:rFonts w:hint="eastAsia"/>
-          <w:bCs/>
-          <w:spacing w:val="-6"/>
-          <w:szCs w:val="28"/>
-        </w:rPr>
-        <w:t>(資料來源：</w:t>
-      </w:r>
-      <w:hyperlink r:id="rId9" w:history="1">
-        <w:r>
-          <w:rPr>
-            <w:rStyle w:val="a7"/>
-            <w:bCs/>
-            <w:spacing w:val="-6"/>
-            <w:szCs w:val="28"/>
-          </w:rPr>
-          <w:t>https://kknews.cc/culture/8vexrz4.html</w:t>
-        </w:r>
-      </w:hyperlink>
-      <w:r>
-        <w:rPr>
-          <w:bCs/>
-          <w:spacing w:val="-6"/>
-          <w:szCs w:val="28"/>
-        </w:rPr>
-        <w:t xml:space="preserve"> </w:t>
-      </w:r>
-      <w:hyperlink r:id="rId10" w:history="1"/>
-      <w:r>
-        <w:rPr>
-          <w:rFonts w:hint="eastAsia"/>
-          <w:bCs/>
-          <w:spacing w:val="-6"/>
-          <w:szCs w:val="28"/>
-        </w:rPr>
-        <w:t>)</w:t>
-      </w:r>
-    </w:p>
-    <w:p>
-      <w:pPr>
-        <w:spacing w:beforeLines="50" w:before="120" w:after="0" w:line="420" w:lineRule="exact"/>
-        <w:ind w:left="-6" w:right="0" w:hanging="11"/>
-        <w:rPr>
+        </w:rPr>
+      </w:pPr>
+      <w:r>
+        <w:rPr>
+          <w:rFonts w:hint="eastAsia"/>
           <w:bCs/>
           <w:sz w:val="32"/>
           <w:szCs w:val="32"/>
           <w:bdr w:val="single" w:sz="4" w:space="0" w:color="auto"/>
         </w:rPr>
-        <w:sectPr>
-          <w:footerReference w:type="default" r:id="rId11"/>
-          <w:pgSz w:w="11906" w:h="16838"/>
-          <w:pgMar w:top="567" w:right="567" w:bottom="567" w:left="567" w:header="0" w:footer="0" w:gutter="0"/>
-          <w:cols w:space="720"/>
-          <w:docGrid w:linePitch="381"/>
-        </w:sectPr>
-      </w:pPr>
-    </w:p>
-    <w:p>
-      <w:pPr>
-        <w:spacing w:after="0" w:line="420" w:lineRule="exact"/>
-        <w:ind w:left="-6" w:right="0" w:hanging="11"/>
-        <w:rPr>
-          <w:bCs/>
-          <w:sz w:val="32"/>
-          <w:szCs w:val="32"/>
-        </w:rPr>
-      </w:pPr>
-      <w:r>
-        <w:rPr>
-          <w:rFonts w:hint="eastAsia"/>
-          <w:bCs/>
-          <w:sz w:val="32"/>
-          <w:szCs w:val="32"/>
-          <w:bdr w:val="single" w:sz="4" w:space="0" w:color="auto"/>
-        </w:rPr>
-        <w:lastRenderedPageBreak/>
         <w:t>補充</w:t>
       </w:r>
     </w:p>
@@ -2179,8 +1335,8 @@
           <w:ilvl w:val="0"/>
           <w:numId w:val="1"/>
         </w:numPr>
-        <w:spacing w:line="380" w:lineRule="exact"/>
-        <w:ind w:leftChars="0" w:right="0"/>
+        <w:spacing w:after="0" w:line="440" w:lineRule="exact"/>
+        <w:ind w:leftChars="0" w:left="284" w:right="0" w:hanging="282"/>
         <w:rPr>
           <w:szCs w:val="28"/>
         </w:rPr>
@@ -2234,18 +1390,94 @@
           <w:ilvl w:val="0"/>
           <w:numId w:val="1"/>
         </w:numPr>
-        <w:spacing w:line="380" w:lineRule="exact"/>
-        <w:ind w:leftChars="0" w:right="0"/>
-        <w:rPr>
-          <w:szCs w:val="28"/>
-        </w:rPr>
-      </w:pPr>
-      <w:r>
-        <w:rPr>
-          <w:rFonts w:hint="eastAsia"/>
-          <w:szCs w:val="28"/>
-        </w:rPr>
-        <w:t>活脫脫：非常相似。</w:t>
+        <w:spacing w:after="0" w:line="440" w:lineRule="exact"/>
+        <w:ind w:leftChars="0" w:left="284" w:right="0" w:hanging="282"/>
+        <w:rPr>
+          <w:szCs w:val="28"/>
+        </w:rPr>
+      </w:pPr>
+      <w:r>
+        <w:rPr>
+          <w:rFonts w:hint="eastAsia"/>
+          <w:szCs w:val="28"/>
+        </w:rPr>
+        <w:t>坎坷</w:t>
+      </w:r>
+      <w:r>
+        <w:rPr>
+          <w:rFonts w:hint="eastAsia"/>
+          <w:szCs w:val="28"/>
+        </w:rPr>
+        <w:t>（</w:t>
+      </w:r>
+      <w:proofErr w:type="gramStart"/>
+      <w:r>
+        <w:rPr>
+          <w:rFonts w:hint="eastAsia"/>
+          <w:color w:val="FF0000"/>
+          <w:sz w:val="16"/>
+          <w:szCs w:val="16"/>
+        </w:rPr>
+        <w:t>ㄎㄢˇ</w:t>
+      </w:r>
+      <w:proofErr w:type="gramEnd"/>
+      <w:r>
+        <w:rPr>
+          <w:rFonts w:hint="eastAsia"/>
+          <w:color w:val="FF0000"/>
+          <w:sz w:val="16"/>
+          <w:szCs w:val="16"/>
+        </w:rPr>
+        <w:t xml:space="preserve"> </w:t>
+      </w:r>
+      <w:proofErr w:type="gramStart"/>
+      <w:r>
+        <w:rPr>
+          <w:rFonts w:hint="eastAsia"/>
+          <w:color w:val="FF0000"/>
+          <w:sz w:val="16"/>
+          <w:szCs w:val="16"/>
+        </w:rPr>
+        <w:t>ㄎㄜˇ</w:t>
+      </w:r>
+      <w:proofErr w:type="gramEnd"/>
+      <w:r>
+        <w:rPr>
+          <w:rFonts w:hint="eastAsia"/>
+          <w:szCs w:val="28"/>
+        </w:rPr>
+        <w:t>）</w:t>
+      </w:r>
+      <w:r>
+        <w:rPr>
+          <w:rFonts w:hint="eastAsia"/>
+          <w:szCs w:val="28"/>
+        </w:rPr>
+        <w:t>：</w:t>
+      </w:r>
+      <w:r>
+        <w:rPr>
+          <w:rFonts w:hint="eastAsia"/>
+          <w:szCs w:val="28"/>
+        </w:rPr>
+        <w:t>比喻人潦倒不得志。</w:t>
+      </w:r>
+    </w:p>
+    <w:p>
+      <w:pPr>
+        <w:pStyle w:val="a9"/>
+        <w:spacing w:after="0" w:line="440" w:lineRule="exact"/>
+        <w:ind w:leftChars="0" w:left="284" w:right="0" w:firstLine="0"/>
+        <w:rPr>
+          <w:szCs w:val="28"/>
+        </w:rPr>
+      </w:pPr>
+      <w:r>
+        <w:rPr>
+          <w:rFonts w:hint="eastAsia"/>
+          <w:szCs w:val="28"/>
+        </w:rPr>
+        <w:t>【例】他雖然命運坎坷，但仍以無比的信心與毅力，戰勝所有的逆境。</w:t>
       </w:r>
     </w:p>
     <w:p>
@@ -2255,27 +1487,18 @@
           <w:ilvl w:val="0"/>
           <w:numId w:val="1"/>
         </w:numPr>
-        <w:spacing w:line="380" w:lineRule="exact"/>
-        <w:ind w:leftChars="0" w:right="0"/>
-        <w:rPr>
-          <w:szCs w:val="28"/>
-        </w:rPr>
-      </w:pPr>
-      <w:proofErr w:type="gramStart"/>
-      <w:r>
-        <w:rPr>
-          <w:rFonts w:hint="eastAsia"/>
-          <w:szCs w:val="28"/>
-        </w:rPr>
-        <w:t>曠</w:t>
-      </w:r>
-      <w:proofErr w:type="gramEnd"/>
-      <w:r>
-        <w:rPr>
-          <w:rFonts w:hint="eastAsia"/>
-          <w:szCs w:val="28"/>
-        </w:rPr>
-        <w:t>士</w:t>
+        <w:spacing w:after="0" w:line="440" w:lineRule="exact"/>
+        <w:ind w:leftChars="0" w:left="284" w:right="0" w:hanging="282"/>
+        <w:rPr>
+          <w:szCs w:val="28"/>
+        </w:rPr>
+      </w:pPr>
+      <w:r>
+        <w:rPr>
+          <w:rFonts w:hint="eastAsia"/>
+          <w:szCs w:val="28"/>
+        </w:rPr>
+        <w:t>世態炎涼</w:t>
       </w:r>
       <w:r>
         <w:rPr>
@@ -2289,7 +1512,24 @@
           <w:rFonts w:hint="eastAsia"/>
           <w:szCs w:val="28"/>
         </w:rPr>
-        <w:t>胸襟開闊的人。</w:t>
+        <w:t>形容世間人情冷暖反覆無常。</w:t>
+      </w:r>
+    </w:p>
+    <w:p>
+      <w:pPr>
+        <w:pStyle w:val="a9"/>
+        <w:spacing w:after="0" w:line="440" w:lineRule="exact"/>
+        <w:ind w:leftChars="0" w:left="284" w:right="0" w:firstLine="0"/>
+        <w:rPr>
+          <w:szCs w:val="28"/>
+        </w:rPr>
+      </w:pPr>
+      <w:r>
+        <w:rPr>
+          <w:rFonts w:hint="eastAsia"/>
+          <w:szCs w:val="28"/>
+        </w:rPr>
+        <w:t>【例】經商失敗後，朋友一個一個離開，令他感嘆世態炎涼，人情澆薄。</w:t>
       </w:r>
     </w:p>
     <w:p>
@@ -2299,109 +1539,32 @@
           <w:ilvl w:val="0"/>
           <w:numId w:val="1"/>
         </w:numPr>
-        <w:spacing w:line="380" w:lineRule="exact"/>
-        <w:ind w:leftChars="0" w:right="0"/>
-        <w:rPr>
-          <w:szCs w:val="28"/>
-        </w:rPr>
-      </w:pPr>
-      <w:r>
-        <w:rPr>
-          <w:rFonts w:hint="eastAsia"/>
-          <w:szCs w:val="28"/>
-        </w:rPr>
-        <w:t>頹唐：精神委</w:t>
-      </w:r>
-      <w:proofErr w:type="gramStart"/>
-      <w:r>
-        <w:rPr>
-          <w:rFonts w:hint="eastAsia"/>
-          <w:szCs w:val="28"/>
-        </w:rPr>
-        <w:t>靡</w:t>
-      </w:r>
-      <w:proofErr w:type="gramEnd"/>
-      <w:r>
-        <w:rPr>
-          <w:rFonts w:hint="eastAsia"/>
-          <w:szCs w:val="28"/>
-        </w:rPr>
-        <w:t>(</w:t>
-      </w:r>
-      <w:proofErr w:type="gramStart"/>
-      <w:r>
-        <w:rPr>
-          <w:rFonts w:hint="eastAsia"/>
-          <w:color w:val="FF0000"/>
-          <w:sz w:val="16"/>
-          <w:szCs w:val="16"/>
-        </w:rPr>
-        <w:t>ㄨㄟˇ</w:t>
-      </w:r>
-      <w:proofErr w:type="gramEnd"/>
-      <w:r>
-        <w:rPr>
-          <w:rFonts w:hint="eastAsia"/>
-          <w:color w:val="FF0000"/>
-          <w:sz w:val="16"/>
-          <w:szCs w:val="16"/>
-        </w:rPr>
-        <w:t xml:space="preserve"> </w:t>
-      </w:r>
-      <w:proofErr w:type="gramStart"/>
-      <w:r>
-        <w:rPr>
-          <w:rFonts w:hint="eastAsia"/>
-          <w:color w:val="FF0000"/>
-          <w:sz w:val="16"/>
-          <w:szCs w:val="16"/>
-        </w:rPr>
-        <w:t>ㄇㄧˇ</w:t>
-      </w:r>
-      <w:proofErr w:type="gramEnd"/>
-      <w:r>
-        <w:rPr>
-          <w:rFonts w:hint="eastAsia"/>
-          <w:szCs w:val="28"/>
-        </w:rPr>
-        <w:t>)</w:t>
-      </w:r>
-      <w:r>
-        <w:rPr>
-          <w:rFonts w:hint="eastAsia"/>
-          <w:szCs w:val="28"/>
-        </w:rPr>
-        <w:t>不振</w:t>
-      </w:r>
-      <w:r>
-        <w:rPr>
-          <w:rFonts w:hint="eastAsia"/>
-          <w:szCs w:val="28"/>
-        </w:rPr>
-        <w:t>；</w:t>
-      </w:r>
-      <w:r>
-        <w:rPr>
-          <w:rFonts w:hint="eastAsia"/>
-          <w:szCs w:val="28"/>
-        </w:rPr>
-        <w:t>頹喪消</w:t>
-      </w:r>
-      <w:proofErr w:type="gramStart"/>
-      <w:r>
-        <w:rPr>
-          <w:rFonts w:hint="eastAsia"/>
-          <w:szCs w:val="28"/>
-        </w:rPr>
-        <w:t>沉</w:t>
-      </w:r>
-      <w:proofErr w:type="gramEnd"/>
-      <w:r>
-        <w:rPr>
-          <w:rFonts w:hint="eastAsia"/>
-          <w:szCs w:val="28"/>
-        </w:rPr>
-        <w:t>，沒精打采。。【例】精神頹唐</w:t>
+        <w:spacing w:after="0" w:line="440" w:lineRule="exact"/>
+        <w:ind w:leftChars="0" w:left="284" w:right="0" w:hanging="282"/>
+        <w:rPr>
+          <w:szCs w:val="28"/>
+        </w:rPr>
+      </w:pPr>
+      <w:r>
+        <w:rPr>
+          <w:rFonts w:hint="eastAsia"/>
+          <w:szCs w:val="28"/>
+        </w:rPr>
+        <w:t>安頓</w:t>
+      </w:r>
+      <w:r>
+        <w:rPr>
+          <w:rFonts w:hint="eastAsia"/>
+          <w:szCs w:val="28"/>
+        </w:rPr>
+        <w:t>：</w:t>
+      </w:r>
+      <w:r>
+        <w:rPr>
+          <w:rFonts w:hint="eastAsia"/>
+          <w:szCs w:val="28"/>
+        </w:rPr>
+        <w:t>指使身心、生活或物品得到合適的安排、妥善的照顧，從而感到穩定與平靜。</w:t>
       </w:r>
     </w:p>
     <w:p>
@@ -2411,18 +1574,59 @@
           <w:ilvl w:val="0"/>
           <w:numId w:val="1"/>
         </w:numPr>
-        <w:spacing w:line="380" w:lineRule="exact"/>
-        <w:ind w:leftChars="0" w:right="0"/>
-        <w:rPr>
-          <w:szCs w:val="28"/>
-        </w:rPr>
-      </w:pPr>
-      <w:r>
-        <w:rPr>
-          <w:rFonts w:hint="eastAsia"/>
-          <w:szCs w:val="28"/>
-        </w:rPr>
-        <w:t>憤世嫉俗</w:t>
+        <w:spacing w:after="0" w:line="440" w:lineRule="exact"/>
+        <w:ind w:leftChars="0" w:left="284" w:right="0" w:hanging="282"/>
+        <w:rPr>
+          <w:szCs w:val="28"/>
+        </w:rPr>
+      </w:pPr>
+      <w:r>
+        <w:rPr>
+          <w:rFonts w:hint="eastAsia"/>
+          <w:szCs w:val="28"/>
+        </w:rPr>
+        <w:t>淬</w:t>
+      </w:r>
+      <w:r>
+        <w:rPr>
+          <w:rFonts w:hint="eastAsia"/>
+          <w:szCs w:val="28"/>
+        </w:rPr>
+        <w:t>(</w:t>
+      </w:r>
+      <w:proofErr w:type="gramStart"/>
+      <w:r>
+        <w:rPr>
+          <w:rFonts w:hint="eastAsia"/>
+          <w:color w:val="FF0000"/>
+          <w:sz w:val="16"/>
+          <w:szCs w:val="16"/>
+        </w:rPr>
+        <w:t>ㄘㄨㄟ</w:t>
+      </w:r>
+      <w:r>
+        <w:rPr>
+          <w:rFonts w:hint="eastAsia"/>
+          <w:color w:val="FF0000"/>
+          <w:sz w:val="16"/>
+          <w:szCs w:val="16"/>
+        </w:rPr>
+        <w:t>ˋ</w:t>
+      </w:r>
+      <w:proofErr w:type="gramEnd"/>
+      <w:r>
+        <w:rPr>
+          <w:rFonts w:hint="eastAsia"/>
+          <w:szCs w:val="28"/>
+        </w:rPr>
+        <w:t>)</w:t>
+      </w:r>
+      <w:r>
+        <w:rPr>
+          <w:rFonts w:hint="eastAsia"/>
+          <w:szCs w:val="28"/>
+        </w:rPr>
+        <w:t>煉</w:t>
       </w:r>
       <w:r>
         <w:rPr>
@@ -2436,99 +1640,77 @@
           <w:rFonts w:hint="eastAsia"/>
           <w:szCs w:val="28"/>
         </w:rPr>
-        <w:t>痛恨腐敗的社會現狀及</w:t>
-      </w:r>
-      <w:proofErr w:type="gramStart"/>
-      <w:r>
-        <w:rPr>
-          <w:rFonts w:hint="eastAsia"/>
-          <w:szCs w:val="28"/>
-        </w:rPr>
-        <w:t>澆薄的世態</w:t>
-      </w:r>
-      <w:proofErr w:type="gramEnd"/>
-      <w:r>
-        <w:rPr>
-          <w:rFonts w:hint="eastAsia"/>
-          <w:szCs w:val="28"/>
-        </w:rPr>
-        <w:t>。</w:t>
+        <w:t>原本指金屬冶煉的過程（反覆加熱與冷卻以使其堅硬），現在多用來形容人或作品經過艱苦的磨練、考驗，而變得更加成熟、完美。</w:t>
       </w:r>
     </w:p>
     <w:p>
       <w:pPr>
         <w:pStyle w:val="a9"/>
-        <w:spacing w:line="380" w:lineRule="exact"/>
-        <w:ind w:leftChars="0" w:right="0" w:firstLine="0"/>
-        <w:rPr>
-          <w:szCs w:val="28"/>
-        </w:rPr>
-      </w:pPr>
-      <w:r>
-        <w:rPr>
-          <w:rFonts w:hint="eastAsia"/>
-          <w:szCs w:val="28"/>
-        </w:rPr>
-        <w:t>【例】太多不幸的遭遇，讓他變成一個憤世嫉俗的人。</w:t>
-      </w:r>
-    </w:p>
-    <w:p>
-      <w:pPr>
-        <w:pStyle w:val="a9"/>
-        <w:spacing w:line="380" w:lineRule="exact"/>
-        <w:ind w:leftChars="0" w:right="0" w:firstLine="0"/>
-        <w:rPr>
-          <w:szCs w:val="28"/>
-        </w:rPr>
-      </w:pPr>
-      <w:r>
-        <w:rPr>
-          <w:rFonts w:hint="eastAsia"/>
-          <w:szCs w:val="28"/>
-        </w:rPr>
-        <w:t>澆薄</w:t>
-      </w:r>
-    </w:p>
-    <w:p>
-      <w:pPr>
-        <w:pStyle w:val="a9"/>
-        <w:numPr>
-          <w:ilvl w:val="0"/>
-          <w:numId w:val="24"/>
-        </w:numPr>
-        <w:spacing w:line="380" w:lineRule="exact"/>
-        <w:ind w:leftChars="0" w:right="0"/>
-        <w:rPr>
-          <w:szCs w:val="28"/>
-        </w:rPr>
-      </w:pPr>
-      <w:r>
-        <w:rPr>
-          <w:rFonts w:hint="eastAsia"/>
-          <w:szCs w:val="28"/>
-        </w:rPr>
-        <w:t>貧瘠。如：「此地土壤澆薄，不利農耕。」</w:t>
-      </w:r>
-    </w:p>
-    <w:p>
-      <w:pPr>
-        <w:pStyle w:val="a9"/>
-        <w:numPr>
-          <w:ilvl w:val="0"/>
-          <w:numId w:val="24"/>
-        </w:numPr>
-        <w:spacing w:line="380" w:lineRule="exact"/>
-        <w:ind w:leftChars="0" w:right="0"/>
-        <w:rPr>
-          <w:szCs w:val="28"/>
-        </w:rPr>
-      </w:pPr>
-      <w:r>
-        <w:rPr>
-          <w:szCs w:val="28"/>
-        </w:rPr>
-        <w:t>人情、風俗淡薄。</w:t>
-      </w:r>
+        <w:spacing w:after="0" w:line="440" w:lineRule="exact"/>
+        <w:ind w:leftChars="0" w:left="284" w:right="0" w:firstLine="0"/>
+        <w:rPr>
+          <w:szCs w:val="28"/>
+        </w:rPr>
+      </w:pPr>
+      <w:r>
+        <w:rPr>
+          <w:szCs w:val="28"/>
+        </w:rPr>
+        <w:t>淬</w:t>
+      </w:r>
+      <w:r>
+        <w:rPr>
+          <w:rFonts w:hint="eastAsia"/>
+          <w:szCs w:val="28"/>
+        </w:rPr>
+        <w:t>：</w:t>
+      </w:r>
+      <w:r>
+        <w:rPr>
+          <w:rFonts w:hint="eastAsia"/>
+          <w:szCs w:val="28"/>
+        </w:rPr>
+        <w:t>鍛造時將燒紅的金屬浸入水中</w:t>
+      </w:r>
+      <w:r>
+        <w:rPr>
+          <w:rFonts w:hint="eastAsia"/>
+          <w:szCs w:val="28"/>
+        </w:rPr>
+        <w:t>，以增加硬度</w:t>
+      </w:r>
+      <w:r>
+        <w:rPr>
+          <w:rFonts w:hint="eastAsia"/>
+          <w:szCs w:val="28"/>
+        </w:rPr>
+        <w:t>。【例】淬</w:t>
+      </w:r>
+      <w:proofErr w:type="gramStart"/>
+      <w:r>
+        <w:rPr>
+          <w:rFonts w:hint="eastAsia"/>
+          <w:szCs w:val="28"/>
+        </w:rPr>
+        <w:t>礪</w:t>
+      </w:r>
+      <w:proofErr w:type="gramEnd"/>
+      <w:r>
+        <w:rPr>
+          <w:rFonts w:hint="eastAsia"/>
+          <w:szCs w:val="28"/>
+        </w:rPr>
+        <w:t>、淬</w:t>
+      </w:r>
+      <w:proofErr w:type="gramStart"/>
+      <w:r>
+        <w:rPr>
+          <w:rFonts w:hint="eastAsia"/>
+          <w:szCs w:val="28"/>
+        </w:rPr>
+        <w:t>鍊</w:t>
+      </w:r>
+      <w:proofErr w:type="gramEnd"/>
     </w:p>
     <w:p>
       <w:pPr>
@@ -2537,19 +1719,18 @@
           <w:ilvl w:val="0"/>
           <w:numId w:val="1"/>
         </w:numPr>
-        <w:spacing w:line="380" w:lineRule="exact"/>
-        <w:ind w:leftChars="0" w:right="0"/>
-        <w:rPr>
-          <w:szCs w:val="28"/>
-        </w:rPr>
-      </w:pPr>
-      <w:proofErr w:type="gramStart"/>
-      <w:r>
-        <w:rPr>
-          <w:rFonts w:hint="eastAsia"/>
-          <w:szCs w:val="28"/>
-        </w:rPr>
-        <w:t>趁韻</w:t>
+        <w:spacing w:after="0" w:line="440" w:lineRule="exact"/>
+        <w:ind w:leftChars="0" w:left="284" w:right="0" w:hanging="282"/>
+        <w:rPr>
+          <w:szCs w:val="28"/>
+        </w:rPr>
+      </w:pPr>
+      <w:r>
+        <w:rPr>
+          <w:rFonts w:hint="eastAsia"/>
+          <w:szCs w:val="28"/>
+        </w:rPr>
+        <w:t>灑脫</w:t>
       </w:r>
       <w:r>
         <w:rPr>
@@ -2558,62 +1739,13 @@
         </w:rPr>
         <w:t>：</w:t>
       </w:r>
-      <w:proofErr w:type="gramEnd"/>
-      <w:r>
-        <w:rPr>
-          <w:rFonts w:hint="eastAsia"/>
-          <w:szCs w:val="28"/>
-        </w:rPr>
-        <w:t>作詩者</w:t>
-      </w:r>
-      <w:proofErr w:type="gramStart"/>
-      <w:r>
-        <w:rPr>
-          <w:rFonts w:hint="eastAsia"/>
-          <w:szCs w:val="28"/>
-        </w:rPr>
-        <w:t>就韻成句</w:t>
-      </w:r>
-      <w:proofErr w:type="gramEnd"/>
-      <w:r>
-        <w:rPr>
-          <w:rFonts w:hint="eastAsia"/>
-          <w:szCs w:val="28"/>
-        </w:rPr>
-        <w:t>，而</w:t>
-      </w:r>
-      <w:proofErr w:type="gramStart"/>
-      <w:r>
-        <w:rPr>
-          <w:rFonts w:hint="eastAsia"/>
-          <w:szCs w:val="28"/>
-        </w:rPr>
-        <w:t>不</w:t>
-      </w:r>
-      <w:proofErr w:type="gramEnd"/>
-      <w:r>
-        <w:rPr>
-          <w:rFonts w:hint="eastAsia"/>
-          <w:szCs w:val="28"/>
-        </w:rPr>
-        <w:t>顧文義是否適當。又稱為</w:t>
-      </w:r>
-      <w:proofErr w:type="gramStart"/>
-      <w:r>
-        <w:rPr>
-          <w:rFonts w:hint="eastAsia"/>
-          <w:szCs w:val="28"/>
-        </w:rPr>
-        <w:t>湊韻</w:t>
-      </w:r>
-      <w:r>
-        <w:rPr>
-          <w:rFonts w:hint="eastAsia"/>
-          <w:szCs w:val="28"/>
-        </w:rPr>
-        <w:t>。</w:t>
-      </w:r>
-      <w:proofErr w:type="gramEnd"/>
+      <w:r>
+        <w:rPr>
+          <w:rFonts w:hint="eastAsia"/>
+          <w:szCs w:val="28"/>
+        </w:rPr>
+        <w:t>形容人的心思、舉止自然大方，態度很放得開，不斤斤計較，也不受拘束</w:t>
+      </w:r>
     </w:p>
     <w:p>
       <w:pPr>
@@ -2622,67 +1754,32 @@
           <w:ilvl w:val="0"/>
           <w:numId w:val="1"/>
         </w:numPr>
-        <w:spacing w:line="380" w:lineRule="exact"/>
-        <w:ind w:leftChars="0" w:right="0"/>
-        <w:rPr>
-          <w:szCs w:val="28"/>
-        </w:rPr>
-      </w:pPr>
-      <w:proofErr w:type="gramStart"/>
-      <w:r>
-        <w:rPr>
-          <w:rFonts w:hint="eastAsia"/>
-          <w:bCs/>
-          <w:szCs w:val="28"/>
-        </w:rPr>
-        <w:t>紛</w:t>
-      </w:r>
-      <w:proofErr w:type="gramEnd"/>
-      <w:r>
-        <w:rPr>
-          <w:rFonts w:hint="eastAsia"/>
-          <w:bCs/>
-          <w:szCs w:val="28"/>
-        </w:rPr>
-        <w:t>至沓(</w:t>
-      </w:r>
-      <w:proofErr w:type="gramStart"/>
-      <w:r>
-        <w:rPr>
-          <w:rFonts w:hint="eastAsia"/>
-          <w:bCs/>
-          <w:color w:val="FF0000"/>
-          <w:sz w:val="16"/>
-          <w:szCs w:val="16"/>
-        </w:rPr>
-        <w:t>ㄊㄚˋ</w:t>
-      </w:r>
-      <w:proofErr w:type="gramEnd"/>
-      <w:r>
-        <w:rPr>
-          <w:rFonts w:hint="eastAsia"/>
-          <w:bCs/>
-          <w:szCs w:val="28"/>
-        </w:rPr>
-        <w:t>)來：形容接連不斷的到來。</w:t>
-      </w:r>
-    </w:p>
-    <w:p>
-      <w:pPr>
-        <w:pStyle w:val="a9"/>
-        <w:spacing w:line="380" w:lineRule="exact"/>
-        <w:ind w:leftChars="0" w:right="0" w:firstLine="0"/>
-        <w:rPr>
-          <w:szCs w:val="28"/>
-        </w:rPr>
-      </w:pPr>
-      <w:r>
-        <w:rPr>
-          <w:rFonts w:hint="eastAsia"/>
-          <w:bCs/>
-          <w:szCs w:val="28"/>
-        </w:rPr>
-        <w:t>【例】最近喜慶之事紛至沓來，令人欣悅萬分。</w:t>
+        <w:spacing w:after="0" w:line="440" w:lineRule="exact"/>
+        <w:ind w:leftChars="0" w:left="284" w:right="0" w:hanging="282"/>
+        <w:rPr>
+          <w:szCs w:val="28"/>
+        </w:rPr>
+      </w:pPr>
+      <w:r>
+        <w:rPr>
+          <w:rFonts w:hint="eastAsia"/>
+          <w:szCs w:val="28"/>
+        </w:rPr>
+        <w:t>開門見山</w:t>
+      </w:r>
+      <w:r>
+        <w:rPr>
+          <w:rFonts w:hint="eastAsia"/>
+          <w:szCs w:val="28"/>
+        </w:rPr>
+        <w:t>：</w:t>
+      </w:r>
+      <w:r>
+        <w:rPr>
+          <w:rFonts w:hint="eastAsia"/>
+          <w:szCs w:val="28"/>
+        </w:rPr>
+        <w:t>比喻說話或寫文章直截了當，一開始就切入正題，完全不繞圈子。</w:t>
       </w:r>
     </w:p>
     <w:p>
@@ -2692,19 +1789,32 @@
           <w:ilvl w:val="0"/>
           <w:numId w:val="1"/>
         </w:numPr>
-        <w:spacing w:line="380" w:lineRule="exact"/>
-        <w:ind w:leftChars="0" w:right="0"/>
-        <w:rPr>
-          <w:rFonts w:hint="eastAsia"/>
-          <w:szCs w:val="28"/>
-        </w:rPr>
-      </w:pPr>
-      <w:r>
-        <w:rPr>
-          <w:rFonts w:hint="eastAsia"/>
-          <w:szCs w:val="28"/>
-        </w:rPr>
-        <w:t>潦倒：不得志或生活貧困。【例】窮困潦倒、一生潦倒</w:t>
+        <w:spacing w:after="0" w:line="440" w:lineRule="exact"/>
+        <w:ind w:leftChars="0" w:left="284" w:right="0" w:hanging="282"/>
+        <w:rPr>
+          <w:szCs w:val="28"/>
+        </w:rPr>
+      </w:pPr>
+      <w:r>
+        <w:rPr>
+          <w:rFonts w:hint="eastAsia"/>
+          <w:szCs w:val="28"/>
+        </w:rPr>
+        <w:t>順遂</w:t>
+      </w:r>
+      <w:r>
+        <w:rPr>
+          <w:rFonts w:hint="eastAsia"/>
+          <w:szCs w:val="28"/>
+        </w:rPr>
+        <w:t>：</w:t>
+      </w:r>
+      <w:r>
+        <w:rPr>
+          <w:rFonts w:hint="eastAsia"/>
+          <w:szCs w:val="28"/>
+        </w:rPr>
+        <w:t>形容事情發展得非常順利，完全符合自己的心願，沒有遇到阻礙。</w:t>
       </w:r>
     </w:p>
     <w:p>
@@ -2714,18 +1824,18 @@
           <w:ilvl w:val="0"/>
           <w:numId w:val="1"/>
         </w:numPr>
-        <w:spacing w:line="380" w:lineRule="exact"/>
-        <w:ind w:leftChars="0" w:right="0"/>
-        <w:rPr>
-          <w:szCs w:val="28"/>
-        </w:rPr>
-      </w:pPr>
-      <w:r>
-        <w:rPr>
-          <w:rFonts w:hint="eastAsia"/>
-          <w:szCs w:val="28"/>
-        </w:rPr>
-        <w:t>畢其功於一役</w:t>
+        <w:spacing w:after="0" w:line="440" w:lineRule="exact"/>
+        <w:ind w:leftChars="0" w:left="284" w:right="0" w:hanging="282"/>
+        <w:rPr>
+          <w:szCs w:val="28"/>
+        </w:rPr>
+      </w:pPr>
+      <w:r>
+        <w:rPr>
+          <w:rFonts w:hint="eastAsia"/>
+          <w:szCs w:val="28"/>
+        </w:rPr>
+        <w:t>拖泥帶水</w:t>
       </w:r>
       <w:r>
         <w:rPr>
@@ -2739,32 +1849,7 @@
           <w:rFonts w:hint="eastAsia"/>
           <w:szCs w:val="28"/>
         </w:rPr>
-        <w:t>在一次行動中把所有工作處理完成，達到總目標。</w:t>
-      </w:r>
-    </w:p>
-    <w:p>
-      <w:pPr>
-        <w:pStyle w:val="a9"/>
-        <w:spacing w:line="380" w:lineRule="exact"/>
-        <w:ind w:leftChars="0" w:right="0" w:firstLine="0"/>
-        <w:rPr>
-          <w:szCs w:val="28"/>
-        </w:rPr>
-      </w:pPr>
-      <w:r>
-        <w:rPr>
-          <w:rFonts w:hint="eastAsia"/>
-          <w:bCs/>
-          <w:szCs w:val="28"/>
-        </w:rPr>
-        <w:t>【例】</w:t>
-      </w:r>
-      <w:r>
-        <w:rPr>
-          <w:rFonts w:hint="eastAsia"/>
-          <w:szCs w:val="28"/>
-        </w:rPr>
-        <w:t>年輕人做事要逐步漸進，不能求畢其功於一役的。</w:t>
+        <w:t>比喻說話、寫文章或做事情不夠利落、不夠乾脆，卡在細節裡糾纏不清。</w:t>
       </w:r>
     </w:p>
     <w:p>
@@ -2774,60 +1859,51 @@
           <w:ilvl w:val="0"/>
           <w:numId w:val="1"/>
         </w:numPr>
-        <w:spacing w:line="380" w:lineRule="exact"/>
-        <w:ind w:leftChars="0" w:right="0"/>
-        <w:rPr>
-          <w:szCs w:val="28"/>
-        </w:rPr>
-      </w:pPr>
-      <w:r>
-        <w:rPr>
-          <w:rFonts w:hint="eastAsia"/>
-          <w:szCs w:val="28"/>
-        </w:rPr>
-        <w:t>不屑</w:t>
-      </w:r>
-    </w:p>
-    <w:p>
-      <w:pPr>
-        <w:pStyle w:val="a9"/>
-        <w:numPr>
-          <w:ilvl w:val="0"/>
-          <w:numId w:val="20"/>
-        </w:numPr>
-        <w:spacing w:line="380" w:lineRule="exact"/>
-        <w:ind w:leftChars="0" w:right="0"/>
-        <w:rPr>
-          <w:szCs w:val="28"/>
-        </w:rPr>
-      </w:pPr>
-      <w:r>
-        <w:rPr>
-          <w:rFonts w:hint="eastAsia"/>
-          <w:szCs w:val="28"/>
-        </w:rPr>
-        <w:t>不認為值得。【例】不屑一顧</w:t>
-      </w:r>
-    </w:p>
-    <w:p>
-      <w:pPr>
-        <w:pStyle w:val="a9"/>
-        <w:numPr>
-          <w:ilvl w:val="0"/>
-          <w:numId w:val="20"/>
-        </w:numPr>
-        <w:spacing w:line="380" w:lineRule="exact"/>
-        <w:ind w:leftChars="0" w:right="0"/>
-        <w:rPr>
-          <w:szCs w:val="28"/>
-        </w:rPr>
-      </w:pPr>
-      <w:r>
-        <w:rPr>
-          <w:rFonts w:hint="eastAsia"/>
-          <w:szCs w:val="28"/>
-        </w:rPr>
-        <w:t>輕視而不加以注意。【例】看他一臉不屑的樣子，真令人生氣。</w:t>
+        <w:spacing w:after="0" w:line="440" w:lineRule="exact"/>
+        <w:ind w:leftChars="0" w:left="284" w:right="0" w:hanging="426"/>
+        <w:rPr>
+          <w:szCs w:val="28"/>
+        </w:rPr>
+      </w:pPr>
+      <w:r>
+        <w:rPr>
+          <w:rFonts w:hint="eastAsia"/>
+          <w:szCs w:val="28"/>
+        </w:rPr>
+        <w:t>心理防禦機制：</w:t>
+      </w:r>
+      <w:r>
+        <w:rPr>
+          <w:rFonts w:hint="eastAsia"/>
+          <w:szCs w:val="28"/>
+        </w:rPr>
+        <w:t>心理防禦機制（</w:t>
+      </w:r>
+      <w:r>
+        <w:rPr>
+          <w:szCs w:val="28"/>
+        </w:rPr>
+        <w:t>Psychological Defense Mechanisms）是一個心理學名詞，最早由精神分析學家</w:t>
+      </w:r>
+      <w:r>
+        <w:rPr>
+          <w:szCs w:val="28"/>
+          <w:u w:val="single"/>
+        </w:rPr>
+        <w:t>弗洛伊德</w:t>
+      </w:r>
+      <w:r>
+        <w:rPr>
+          <w:szCs w:val="28"/>
+        </w:rPr>
+        <w:t>（Sigmund Freud）提出。</w:t>
+      </w:r>
+      <w:r>
+        <w:rPr>
+          <w:rFonts w:hint="eastAsia"/>
+          <w:szCs w:val="28"/>
+        </w:rPr>
+        <w:t>它就像是我們大腦內建的「心理安全氣囊」或「免疫系統」。當我們面對過度的焦慮、痛苦、挫折或無法接受的現實時，我們潛意識會自動啟動這些機制，用來保護自己免受精神創傷，維持內心的平衡。</w:t>
       </w:r>
     </w:p>
     <w:p>
@@ -2837,41 +1913,25 @@
           <w:ilvl w:val="0"/>
           <w:numId w:val="1"/>
         </w:numPr>
-        <w:spacing w:line="380" w:lineRule="exact"/>
-        <w:ind w:leftChars="0" w:right="0"/>
-        <w:rPr>
-          <w:szCs w:val="28"/>
-        </w:rPr>
-      </w:pPr>
-      <w:r>
-        <w:rPr>
-          <w:rFonts w:hint="eastAsia"/>
-          <w:szCs w:val="28"/>
-        </w:rPr>
-        <w:t>意</w:t>
-      </w:r>
-      <w:proofErr w:type="gramStart"/>
-      <w:r>
-        <w:rPr>
-          <w:rFonts w:hint="eastAsia"/>
-          <w:szCs w:val="28"/>
-        </w:rPr>
-        <w:t>蘊</w:t>
-      </w:r>
-      <w:proofErr w:type="gramEnd"/>
-      <w:r>
-        <w:rPr>
-          <w:rFonts w:hint="eastAsia"/>
-          <w:szCs w:val="28"/>
-        </w:rPr>
-        <w:t>：</w:t>
-      </w:r>
-      <w:r>
-        <w:rPr>
-          <w:rFonts w:hint="eastAsia"/>
-          <w:szCs w:val="28"/>
-        </w:rPr>
-        <w:t>事物的內容或含義。</w:t>
+        <w:spacing w:after="0" w:line="440" w:lineRule="exact"/>
+        <w:ind w:leftChars="0" w:left="284" w:right="0" w:hanging="426"/>
+        <w:rPr>
+          <w:szCs w:val="28"/>
+        </w:rPr>
+      </w:pPr>
+      <w:r>
+        <w:rPr>
+          <w:rFonts w:hint="eastAsia"/>
+          <w:szCs w:val="28"/>
+        </w:rPr>
+        <w:t>構築：</w:t>
+      </w:r>
+      <w:r>
+        <w:rPr>
+          <w:rFonts w:hint="eastAsia"/>
+          <w:szCs w:val="28"/>
+        </w:rPr>
+        <w:t>原本指建築、修築（如構築防禦工事），引申為建造、建立起抽象的事物（如夢想、觀念、防線）。</w:t>
       </w:r>
     </w:p>
     <w:p>
@@ -2881,391 +1941,18 @@
           <w:ilvl w:val="0"/>
           <w:numId w:val="1"/>
         </w:numPr>
-        <w:spacing w:line="380" w:lineRule="exact"/>
-        <w:ind w:leftChars="0" w:right="0"/>
-        <w:rPr>
-          <w:szCs w:val="28"/>
-        </w:rPr>
-      </w:pPr>
-      <w:r>
-        <w:rPr>
-          <w:rFonts w:hint="eastAsia"/>
-          <w:szCs w:val="28"/>
-        </w:rPr>
-        <w:t>遲暮</w:t>
-      </w:r>
-      <w:r>
-        <w:rPr>
-          <w:rFonts w:hint="eastAsia"/>
-          <w:szCs w:val="28"/>
-        </w:rPr>
-        <w:t>：</w:t>
-      </w:r>
-    </w:p>
-    <w:p>
-      <w:pPr>
-        <w:pStyle w:val="a9"/>
-        <w:numPr>
-          <w:ilvl w:val="0"/>
-          <w:numId w:val="21"/>
-        </w:numPr>
-        <w:spacing w:line="380" w:lineRule="exact"/>
-        <w:ind w:leftChars="0" w:right="0"/>
-        <w:rPr>
-          <w:szCs w:val="28"/>
-        </w:rPr>
-      </w:pPr>
-      <w:proofErr w:type="gramStart"/>
-      <w:r>
-        <w:rPr>
-          <w:rFonts w:hint="eastAsia"/>
-          <w:szCs w:val="28"/>
-        </w:rPr>
-        <w:t>天快黑的</w:t>
-      </w:r>
-      <w:proofErr w:type="gramEnd"/>
-      <w:r>
-        <w:rPr>
-          <w:rFonts w:hint="eastAsia"/>
-          <w:szCs w:val="28"/>
-        </w:rPr>
-        <w:t>時候。【例】當我們到達目的地的時候，已是遲暮時分。</w:t>
-      </w:r>
-    </w:p>
-    <w:p>
-      <w:pPr>
-        <w:pStyle w:val="a9"/>
-        <w:numPr>
-          <w:ilvl w:val="0"/>
-          <w:numId w:val="21"/>
-        </w:numPr>
-        <w:spacing w:line="380" w:lineRule="exact"/>
-        <w:ind w:leftChars="0" w:right="0"/>
-        <w:rPr>
-          <w:szCs w:val="28"/>
-        </w:rPr>
-      </w:pPr>
-      <w:r>
-        <w:rPr>
-          <w:rFonts w:hint="eastAsia"/>
-          <w:szCs w:val="28"/>
-        </w:rPr>
-        <w:t>比喻晚年、年老。【例】沒想到再度踏上這塊土地時，你我二人都已步入遲暮之年。</w:t>
-      </w:r>
-    </w:p>
-    <w:p>
-      <w:pPr>
-        <w:pStyle w:val="a9"/>
-        <w:numPr>
-          <w:ilvl w:val="0"/>
-          <w:numId w:val="1"/>
-        </w:numPr>
-        <w:spacing w:line="380" w:lineRule="exact"/>
-        <w:ind w:leftChars="0" w:right="0"/>
-        <w:rPr>
-          <w:szCs w:val="28"/>
-        </w:rPr>
-      </w:pPr>
-      <w:r>
-        <w:rPr>
-          <w:rFonts w:hint="eastAsia"/>
-          <w:szCs w:val="28"/>
-        </w:rPr>
-        <w:t>憤</w:t>
-      </w:r>
-      <w:proofErr w:type="gramStart"/>
-      <w:r>
-        <w:rPr>
-          <w:rFonts w:hint="eastAsia"/>
-          <w:szCs w:val="28"/>
-        </w:rPr>
-        <w:t>嫉</w:t>
-      </w:r>
-      <w:proofErr w:type="gramEnd"/>
-      <w:r>
-        <w:rPr>
-          <w:rFonts w:hint="eastAsia"/>
-          <w:szCs w:val="28"/>
-        </w:rPr>
-        <w:t>：</w:t>
-      </w:r>
-      <w:proofErr w:type="gramStart"/>
-      <w:r>
-        <w:rPr>
-          <w:rFonts w:hint="eastAsia"/>
-          <w:szCs w:val="28"/>
-        </w:rPr>
-        <w:t>深恨而</w:t>
-      </w:r>
-      <w:proofErr w:type="gramEnd"/>
-      <w:r>
-        <w:rPr>
-          <w:rFonts w:hint="eastAsia"/>
-          <w:szCs w:val="28"/>
-        </w:rPr>
-        <w:t>痛惡。</w:t>
-      </w:r>
-    </w:p>
-    <w:p>
-      <w:pPr>
-        <w:pStyle w:val="a9"/>
-        <w:numPr>
-          <w:ilvl w:val="0"/>
-          <w:numId w:val="1"/>
-        </w:numPr>
-        <w:spacing w:line="380" w:lineRule="exact"/>
-        <w:ind w:leftChars="0" w:right="0"/>
-        <w:rPr>
-          <w:szCs w:val="28"/>
-        </w:rPr>
-      </w:pPr>
-      <w:r>
-        <w:rPr>
-          <w:rFonts w:hint="eastAsia"/>
-          <w:szCs w:val="28"/>
-        </w:rPr>
-        <w:t>典型</w:t>
-      </w:r>
-    </w:p>
-    <w:p>
-      <w:pPr>
-        <w:pStyle w:val="a9"/>
-        <w:numPr>
-          <w:ilvl w:val="0"/>
-          <w:numId w:val="22"/>
-        </w:numPr>
-        <w:spacing w:line="380" w:lineRule="exact"/>
-        <w:ind w:leftChars="0" w:right="0"/>
-        <w:rPr>
-          <w:szCs w:val="28"/>
-        </w:rPr>
-      </w:pPr>
-      <w:r>
-        <w:rPr>
-          <w:rFonts w:hint="eastAsia"/>
-          <w:szCs w:val="28"/>
-        </w:rPr>
-        <w:t>舊法、模範。【例】哲人日已遠，典型在</w:t>
-      </w:r>
-      <w:proofErr w:type="gramStart"/>
-      <w:r>
-        <w:rPr>
-          <w:rFonts w:hint="eastAsia"/>
-          <w:szCs w:val="28"/>
-        </w:rPr>
-        <w:t>夙</w:t>
-      </w:r>
-      <w:proofErr w:type="gramEnd"/>
-      <w:r>
-        <w:rPr>
-          <w:rFonts w:hint="eastAsia"/>
-          <w:szCs w:val="28"/>
-        </w:rPr>
-        <w:t>昔。</w:t>
-      </w:r>
-      <w:proofErr w:type="gramStart"/>
-      <w:r>
-        <w:rPr>
-          <w:rFonts w:hint="eastAsia"/>
-          <w:szCs w:val="28"/>
-        </w:rPr>
-        <w:t>（</w:t>
-      </w:r>
-      <w:proofErr w:type="gramEnd"/>
-      <w:r>
-        <w:rPr>
-          <w:rFonts w:hint="eastAsia"/>
-          <w:szCs w:val="28"/>
-        </w:rPr>
-        <w:t>宋．文天祥〈正氣歌〉）</w:t>
-      </w:r>
-    </w:p>
-    <w:p>
-      <w:pPr>
-        <w:pStyle w:val="a9"/>
-        <w:numPr>
-          <w:ilvl w:val="0"/>
-          <w:numId w:val="22"/>
-        </w:numPr>
-        <w:spacing w:line="380" w:lineRule="exact"/>
-        <w:ind w:leftChars="0" w:right="0"/>
-        <w:rPr>
-          <w:szCs w:val="28"/>
-        </w:rPr>
-      </w:pPr>
-      <w:r>
-        <w:rPr>
-          <w:rFonts w:hint="eastAsia"/>
-          <w:szCs w:val="28"/>
-        </w:rPr>
-        <w:t>某一類人事物中有概括性或代表性意義的。</w:t>
-      </w:r>
-    </w:p>
-    <w:p>
-      <w:pPr>
-        <w:pStyle w:val="a9"/>
-        <w:spacing w:line="380" w:lineRule="exact"/>
-        <w:ind w:leftChars="0" w:left="960" w:right="0" w:firstLine="0"/>
-        <w:rPr>
-          <w:szCs w:val="28"/>
-        </w:rPr>
-      </w:pPr>
-      <w:r>
-        <w:rPr>
-          <w:rFonts w:hint="eastAsia"/>
-          <w:szCs w:val="28"/>
-        </w:rPr>
-        <w:t>【例】星際大戰正是科幻戰爭片的典型代表。</w:t>
-      </w:r>
-    </w:p>
-    <w:p>
-      <w:pPr>
-        <w:pStyle w:val="a9"/>
-        <w:numPr>
-          <w:ilvl w:val="0"/>
-          <w:numId w:val="1"/>
-        </w:numPr>
-        <w:spacing w:line="380" w:lineRule="exact"/>
-        <w:ind w:leftChars="0" w:right="0"/>
-        <w:rPr>
-          <w:szCs w:val="28"/>
-        </w:rPr>
-      </w:pPr>
-      <w:r>
-        <w:rPr>
-          <w:rFonts w:hint="eastAsia"/>
-          <w:szCs w:val="28"/>
-        </w:rPr>
-        <w:t>詠嘆調</w:t>
-      </w:r>
-      <w:r>
-        <w:rPr>
-          <w:rFonts w:hint="eastAsia"/>
-          <w:szCs w:val="28"/>
-        </w:rPr>
-        <w:t>：</w:t>
-      </w:r>
-      <w:r>
-        <w:rPr>
-          <w:rFonts w:hint="eastAsia"/>
-          <w:szCs w:val="28"/>
-        </w:rPr>
-        <w:t>歌劇</w:t>
-      </w:r>
-      <w:proofErr w:type="gramStart"/>
-      <w:r>
-        <w:rPr>
-          <w:rFonts w:hint="eastAsia"/>
-          <w:szCs w:val="28"/>
-        </w:rPr>
-        <w:t>中情致高昂</w:t>
-      </w:r>
-      <w:proofErr w:type="gramEnd"/>
-      <w:r>
-        <w:rPr>
-          <w:rFonts w:hint="eastAsia"/>
-          <w:szCs w:val="28"/>
-        </w:rPr>
-        <w:t>部分所用的樂曲。都為純粹的獨唱曲，有管弦或鍵盤樂器等伴奏，非常華美。</w:t>
-      </w:r>
-    </w:p>
-    <w:p>
-      <w:pPr>
-        <w:pStyle w:val="a9"/>
-        <w:numPr>
-          <w:ilvl w:val="0"/>
-          <w:numId w:val="1"/>
-        </w:numPr>
-        <w:spacing w:line="380" w:lineRule="exact"/>
-        <w:ind w:leftChars="0" w:right="0"/>
-        <w:rPr>
-          <w:szCs w:val="28"/>
-        </w:rPr>
-      </w:pPr>
-      <w:r>
-        <w:rPr>
-          <w:rFonts w:hint="eastAsia"/>
-          <w:szCs w:val="28"/>
-        </w:rPr>
-        <w:t>闡發</w:t>
-      </w:r>
-      <w:r>
-        <w:rPr>
-          <w:rFonts w:hint="eastAsia"/>
-          <w:szCs w:val="28"/>
-        </w:rPr>
-        <w:t>：</w:t>
-      </w:r>
-      <w:r>
-        <w:rPr>
-          <w:rFonts w:hint="eastAsia"/>
-          <w:szCs w:val="28"/>
-        </w:rPr>
-        <w:t>弘揚發揮。如：「這份月刊以闡發孔孟思想為宗旨。」</w:t>
-      </w:r>
-    </w:p>
-    <w:p>
-      <w:pPr>
-        <w:pStyle w:val="a9"/>
-        <w:numPr>
-          <w:ilvl w:val="0"/>
-          <w:numId w:val="1"/>
-        </w:numPr>
-        <w:spacing w:line="380" w:lineRule="exact"/>
-        <w:ind w:leftChars="0" w:right="0"/>
-        <w:rPr>
-          <w:szCs w:val="28"/>
-        </w:rPr>
-      </w:pPr>
-      <w:r>
-        <w:rPr>
-          <w:rFonts w:hint="eastAsia"/>
-          <w:szCs w:val="28"/>
-        </w:rPr>
-        <w:t>升騰：向上升起</w:t>
-      </w:r>
-      <w:r>
-        <w:rPr>
-          <w:rFonts w:hint="eastAsia"/>
-          <w:szCs w:val="28"/>
-        </w:rPr>
-        <w:t>；</w:t>
-      </w:r>
-      <w:r>
-        <w:rPr>
-          <w:szCs w:val="28"/>
-        </w:rPr>
-        <w:t>官職或事業等的高升。</w:t>
-      </w:r>
-    </w:p>
-    <w:p>
-      <w:pPr>
-        <w:pStyle w:val="a9"/>
-        <w:numPr>
-          <w:ilvl w:val="0"/>
-          <w:numId w:val="1"/>
-        </w:numPr>
-        <w:spacing w:line="380" w:lineRule="exact"/>
-        <w:ind w:leftChars="0" w:right="0"/>
-        <w:rPr>
-          <w:szCs w:val="28"/>
-        </w:rPr>
-      </w:pPr>
-      <w:proofErr w:type="gramStart"/>
-      <w:r>
-        <w:rPr>
-          <w:rFonts w:hint="eastAsia"/>
-          <w:szCs w:val="28"/>
-        </w:rPr>
-        <w:t>偌</w:t>
-      </w:r>
-      <w:proofErr w:type="gramEnd"/>
-      <w:r>
-        <w:rPr>
-          <w:rFonts w:hint="eastAsia"/>
-          <w:szCs w:val="28"/>
-        </w:rPr>
-        <w:t>(</w:t>
+        <w:spacing w:after="0" w:line="440" w:lineRule="exact"/>
+        <w:ind w:leftChars="0" w:left="284" w:right="0" w:hanging="426"/>
+        <w:rPr>
+          <w:szCs w:val="28"/>
+        </w:rPr>
+      </w:pPr>
+      <w:r>
+        <w:rPr>
+          <w:rFonts w:hint="eastAsia"/>
+          <w:szCs w:val="28"/>
+        </w:rPr>
+        <w:t>韌(</w:t>
       </w:r>
       <w:proofErr w:type="gramStart"/>
       <w:r>
@@ -3275,7 +1962,7 @@
           <w:sz w:val="16"/>
           <w:szCs w:val="16"/>
         </w:rPr>
-        <w:t>ㄖㄨㄛˋ</w:t>
+        <w:t>ㄖㄣˋ</w:t>
       </w:r>
       <w:proofErr w:type="gramEnd"/>
       <w:r>
@@ -3283,260 +1970,18 @@
           <w:rFonts w:hint="eastAsia"/>
           <w:szCs w:val="28"/>
         </w:rPr>
-        <w:t>)</w:t>
-      </w:r>
-      <w:r>
-        <w:rPr>
-          <w:rFonts w:hint="eastAsia"/>
-          <w:szCs w:val="28"/>
-        </w:rPr>
-        <w:t>多</w:t>
-      </w:r>
-      <w:r>
-        <w:rPr>
-          <w:rFonts w:hint="eastAsia"/>
-          <w:szCs w:val="28"/>
-        </w:rPr>
-        <w:t>：</w:t>
-      </w:r>
-      <w:r>
-        <w:rPr>
-          <w:rFonts w:hint="eastAsia"/>
-          <w:szCs w:val="28"/>
-        </w:rPr>
-        <w:t>如此多、這麼多。</w:t>
-      </w:r>
-    </w:p>
-    <w:p>
-      <w:pPr>
-        <w:pStyle w:val="a9"/>
-        <w:numPr>
-          <w:ilvl w:val="0"/>
-          <w:numId w:val="1"/>
-        </w:numPr>
-        <w:spacing w:line="380" w:lineRule="exact"/>
-        <w:ind w:leftChars="0" w:right="0"/>
-        <w:rPr>
-          <w:szCs w:val="28"/>
-        </w:rPr>
-      </w:pPr>
-      <w:r>
-        <w:rPr>
-          <w:rFonts w:hint="eastAsia"/>
-          <w:szCs w:val="28"/>
-        </w:rPr>
-        <w:t>上書</w:t>
-      </w:r>
-      <w:r>
-        <w:rPr>
-          <w:rFonts w:hint="eastAsia"/>
-          <w:szCs w:val="28"/>
-        </w:rPr>
-        <w:t>：</w:t>
-      </w:r>
-      <w:r>
-        <w:rPr>
-          <w:rFonts w:hint="eastAsia"/>
-          <w:szCs w:val="28"/>
-        </w:rPr>
-        <w:t>用文字向上級陳述意見。</w:t>
-      </w:r>
-    </w:p>
-    <w:p>
-      <w:pPr>
-        <w:pStyle w:val="a9"/>
-        <w:numPr>
-          <w:ilvl w:val="0"/>
-          <w:numId w:val="1"/>
-        </w:numPr>
-        <w:spacing w:line="380" w:lineRule="exact"/>
-        <w:ind w:leftChars="0" w:right="0"/>
-        <w:rPr>
-          <w:szCs w:val="28"/>
-        </w:rPr>
-      </w:pPr>
-      <w:proofErr w:type="gramStart"/>
-      <w:r>
-        <w:rPr>
-          <w:rFonts w:hint="eastAsia"/>
-          <w:szCs w:val="28"/>
-        </w:rPr>
-        <w:t>諷諫</w:t>
-      </w:r>
-      <w:proofErr w:type="gramEnd"/>
-      <w:r>
-        <w:rPr>
-          <w:rFonts w:hint="eastAsia"/>
-          <w:szCs w:val="28"/>
-        </w:rPr>
-        <w:t>(</w:t>
-      </w:r>
-      <w:proofErr w:type="gramStart"/>
-      <w:r>
-        <w:rPr>
-          <w:rFonts w:hint="eastAsia"/>
-          <w:color w:val="FF0000"/>
-          <w:sz w:val="16"/>
-          <w:szCs w:val="16"/>
-        </w:rPr>
-        <w:t>ㄈㄥˋ</w:t>
-      </w:r>
-      <w:proofErr w:type="gramEnd"/>
-      <w:r>
-        <w:rPr>
-          <w:rFonts w:hint="eastAsia"/>
-          <w:color w:val="FF0000"/>
-          <w:sz w:val="16"/>
-          <w:szCs w:val="16"/>
-        </w:rPr>
-        <w:t xml:space="preserve"> </w:t>
-      </w:r>
-      <w:proofErr w:type="gramStart"/>
-      <w:r>
-        <w:rPr>
-          <w:rFonts w:hint="eastAsia"/>
-          <w:color w:val="FF0000"/>
-          <w:sz w:val="16"/>
-          <w:szCs w:val="16"/>
-        </w:rPr>
-        <w:t>ㄐㄧㄢˋ</w:t>
-      </w:r>
-      <w:proofErr w:type="gramEnd"/>
-      <w:r>
-        <w:rPr>
-          <w:rFonts w:hint="eastAsia"/>
-          <w:szCs w:val="28"/>
-        </w:rPr>
-        <w:t>)：</w:t>
-      </w:r>
-      <w:r>
-        <w:rPr>
-          <w:rFonts w:hint="eastAsia"/>
-          <w:szCs w:val="28"/>
-        </w:rPr>
-        <w:t>以婉言隱語相勸諫。</w:t>
-      </w:r>
-    </w:p>
-    <w:p>
-      <w:pPr>
-        <w:pStyle w:val="a9"/>
-        <w:spacing w:line="380" w:lineRule="exact"/>
-        <w:ind w:leftChars="0" w:right="0" w:firstLine="0"/>
-        <w:rPr>
-          <w:szCs w:val="28"/>
-        </w:rPr>
-      </w:pPr>
-      <w:r>
-        <w:rPr>
-          <w:rFonts w:hint="eastAsia"/>
-          <w:szCs w:val="28"/>
-        </w:rPr>
-        <w:t>【例】市面上許多書籍都</w:t>
-      </w:r>
-      <w:proofErr w:type="gramStart"/>
-      <w:r>
-        <w:rPr>
-          <w:rFonts w:hint="eastAsia"/>
-          <w:szCs w:val="28"/>
-        </w:rPr>
-        <w:t>採諷諫</w:t>
-      </w:r>
-      <w:proofErr w:type="gramEnd"/>
-      <w:r>
-        <w:rPr>
-          <w:rFonts w:hint="eastAsia"/>
-          <w:szCs w:val="28"/>
-        </w:rPr>
-        <w:t>的方式來評論時政。</w:t>
-      </w:r>
-    </w:p>
-    <w:p>
-      <w:pPr>
-        <w:pStyle w:val="a9"/>
-        <w:numPr>
-          <w:ilvl w:val="0"/>
-          <w:numId w:val="1"/>
-        </w:numPr>
-        <w:spacing w:line="380" w:lineRule="exact"/>
-        <w:ind w:leftChars="0" w:right="0"/>
-        <w:rPr>
-          <w:szCs w:val="28"/>
-        </w:rPr>
-      </w:pPr>
-      <w:r>
-        <w:rPr>
-          <w:rFonts w:hint="eastAsia"/>
-          <w:szCs w:val="28"/>
-        </w:rPr>
-        <w:t>玩</w:t>
-      </w:r>
-      <w:r>
-        <w:rPr>
-          <w:rFonts w:hint="eastAsia"/>
-          <w:szCs w:val="28"/>
-        </w:rPr>
-        <w:t>(</w:t>
-      </w:r>
-      <w:proofErr w:type="gramStart"/>
-      <w:r>
-        <w:rPr>
-          <w:rFonts w:hint="eastAsia"/>
-          <w:color w:val="FF0000"/>
-          <w:sz w:val="16"/>
-          <w:szCs w:val="16"/>
-        </w:rPr>
-        <w:t>ㄨㄢˊ</w:t>
-      </w:r>
-      <w:proofErr w:type="gramEnd"/>
-      <w:r>
-        <w:rPr>
-          <w:rFonts w:hint="eastAsia"/>
-          <w:szCs w:val="28"/>
-        </w:rPr>
-        <w:t>)</w:t>
-      </w:r>
-      <w:proofErr w:type="gramStart"/>
-      <w:r>
-        <w:rPr>
-          <w:rFonts w:hint="eastAsia"/>
-          <w:szCs w:val="28"/>
-        </w:rPr>
-        <w:t>世不恭</w:t>
-      </w:r>
-      <w:proofErr w:type="gramEnd"/>
-      <w:r>
-        <w:rPr>
-          <w:rFonts w:hint="eastAsia"/>
-          <w:szCs w:val="28"/>
-        </w:rPr>
-        <w:t>：</w:t>
-      </w:r>
-      <w:r>
-        <w:rPr>
-          <w:rFonts w:hint="eastAsia"/>
-          <w:szCs w:val="28"/>
-        </w:rPr>
-        <w:t>不莊重、不嚴謹的生活態度。</w:t>
-      </w:r>
-    </w:p>
-    <w:p>
-      <w:pPr>
-        <w:pStyle w:val="a9"/>
-        <w:spacing w:line="380" w:lineRule="exact"/>
-        <w:ind w:leftChars="0" w:right="0" w:firstLine="0"/>
-        <w:rPr>
-          <w:szCs w:val="28"/>
-        </w:rPr>
-      </w:pPr>
-      <w:r>
-        <w:rPr>
-          <w:rFonts w:hint="eastAsia"/>
-          <w:szCs w:val="28"/>
-        </w:rPr>
-        <w:t>【例】他自命名士，為人玩世不恭，頗為君子人不齒。</w:t>
+        <w:t>)性：</w:t>
+      </w:r>
+      <w:r>
+        <w:rPr>
+          <w:rFonts w:hint="eastAsia"/>
+          <w:szCs w:val="28"/>
+        </w:rPr>
+        <w:t>原本指物體柔軟但不容易斷裂的性質。在心理學上，指人在面對挫折、打擊時，能夠自我調適、重新站起來的「復原能力」與「抗壓性」。</w:t>
       </w:r>
     </w:p>
     <w:sectPr>
+      <w:footerReference w:type="default" r:id="rId8"/>
       <w:pgSz w:w="11906" w:h="16838"/>
       <w:pgMar w:top="567" w:right="567" w:bottom="567" w:left="567" w:header="0" w:footer="0" w:gutter="0"/>
       <w:cols w:space="720"/>
@@ -3547,7 +1992,7 @@
 </file>
 
 <file path=word/endnotes.xml><?xml version="1.0" encoding="utf-8"?>
-<w:endnotes xmlns:wpc="http://schemas.microsoft.com/office/word/2010/wordprocessingCanvas" xmlns:cx="http://schemas.microsoft.com/office/drawing/2014/chartex" xmlns:cx1="http://schemas.microsoft.com/office/drawing/2015/9/8/chartex" xmlns:cx2="http://schemas.microsoft.com/office/drawing/2015/10/21/chartex" xmlns:cx3="http://schemas.microsoft.com/office/drawing/2016/5/9/chartex" xmlns:cx4="http://schemas.microsoft.com/office/drawing/2016/5/10/chartex" xmlns:cx5="http://schemas.microsoft.com/office/drawing/2016/5/11/chartex" xmlns:cx6="http://schemas.microsoft.com/office/drawing/2016/5/12/chartex" xmlns:cx7="http://schemas.microsoft.com/office/drawing/2016/5/13/chartex" xmlns:cx8="http://schemas.microsoft.com/office/drawing/2016/5/14/chartex" xmlns:mc="http://schemas.openxmlformats.org/markup-compatibility/2006" xmlns:aink="http://schemas.microsoft.com/office/drawing/2016/ink" xmlns:am3d="http://schemas.microsoft.com/office/drawing/2017/model3d" xmlns:o="urn:schemas-microsoft-com:office:office" xmlns:oel="http://schemas.microsoft.com/office/2019/extlst" xmlns:r="http://schemas.openxmlformats.org/officeDocument/2006/relationships" xmlns:m="http://schemas.openxmlformats.org/officeDocument/2006/math" xmlns:v="urn:schemas-microsoft-com:vml" xmlns:wp14="http://schemas.microsoft.com/office/word/2010/wordprocessingDrawing" xmlns:wp="http://schemas.openxmlformats.org/drawingml/2006/wordprocessingDrawing" xmlns:w10="urn:schemas-microsoft-com:office:word" xmlns:w="http://schemas.openxmlformats.org/wordprocessingml/2006/main" xmlns:w14="http://schemas.microsoft.com/office/word/2010/wordml" xmlns:w15="http://schemas.microsoft.com/office/word/2012/wordml" xmlns:w16cex="http://schemas.microsoft.com/office/word/2018/wordml/cex" xmlns:w16cid="http://schemas.microsoft.com/office/word/2016/wordml/cid" xmlns:w16="http://schemas.microsoft.com/office/word/2018/wordml" xmlns:w16du="http://schemas.microsoft.com/office/word/2023/wordml/word16du" xmlns:w16sdtdh="http://schemas.microsoft.com/office/word/2020/wordml/sdtdatahash" xmlns:w16se="http://schemas.microsoft.com/office/word/2015/wordml/symex" xmlns:wpg="http://schemas.microsoft.com/office/word/2010/wordprocessingGroup" xmlns:wpi="http://schemas.microsoft.com/office/word/2010/wordprocessingInk" xmlns:wne="http://schemas.microsoft.com/office/word/2006/wordml" xmlns:wps="http://schemas.microsoft.com/office/word/2010/wordprocessingShape" mc:Ignorable="w14 w15 w16se w16cid w16 w16cex w16sdtdh wp14">
+<w:endnotes xmlns:wpc="http://schemas.microsoft.com/office/word/2010/wordprocessingCanvas" xmlns:cx="http://schemas.microsoft.com/office/drawing/2014/chartex" xmlns:cx1="http://schemas.microsoft.com/office/drawing/2015/9/8/chartex" xmlns:cx2="http://schemas.microsoft.com/office/drawing/2015/10/21/chartex" xmlns:cx3="http://schemas.microsoft.com/office/drawing/2016/5/9/chartex" xmlns:cx4="http://schemas.microsoft.com/office/drawing/2016/5/10/chartex" xmlns:cx5="http://schemas.microsoft.com/office/drawing/2016/5/11/chartex" xmlns:cx6="http://schemas.microsoft.com/office/drawing/2016/5/12/chartex" xmlns:cx7="http://schemas.microsoft.com/office/drawing/2016/5/13/chartex" xmlns:cx8="http://schemas.microsoft.com/office/drawing/2016/5/14/chartex" xmlns:mc="http://schemas.openxmlformats.org/markup-compatibility/2006" xmlns:aink="http://schemas.microsoft.com/office/drawing/2016/ink" xmlns:am3d="http://schemas.microsoft.com/office/drawing/2017/model3d" xmlns:o="urn:schemas-microsoft-com:office:office" xmlns:r="http://schemas.openxmlformats.org/officeDocument/2006/relationships" xmlns:m="http://schemas.openxmlformats.org/officeDocument/2006/math" xmlns:v="urn:schemas-microsoft-com:vml" xmlns:wp14="http://schemas.microsoft.com/office/word/2010/wordprocessingDrawing" xmlns:wp="http://schemas.openxmlformats.org/drawingml/2006/wordprocessingDrawing" xmlns:w10="urn:schemas-microsoft-com:office:word" xmlns:w="http://schemas.openxmlformats.org/wordprocessingml/2006/main" xmlns:w14="http://schemas.microsoft.com/office/word/2010/wordml" xmlns:w15="http://schemas.microsoft.com/office/word/2012/wordml" xmlns:w16cex="http://schemas.microsoft.com/office/word/2018/wordml/cex" xmlns:w16cid="http://schemas.microsoft.com/office/word/2016/wordml/cid" xmlns:w16="http://schemas.microsoft.com/office/word/2018/wordml" xmlns:w16sdtdh="http://schemas.microsoft.com/office/word/2020/wordml/sdtdatahash" xmlns:w16se="http://schemas.microsoft.com/office/word/2015/wordml/symex" xmlns:wpg="http://schemas.microsoft.com/office/word/2010/wordprocessingGroup" xmlns:wpi="http://schemas.microsoft.com/office/word/2010/wordprocessingInk" xmlns:wne="http://schemas.microsoft.com/office/word/2006/wordml" xmlns:wps="http://schemas.microsoft.com/office/word/2010/wordprocessingShape" mc:Ignorable="w14 w15 w16se w16cid w16 w16cex w16sdtdh wp14">
   <w:endnote w:type="separator" w:id="-1">
     <w:p>
       <w:pPr>
@@ -3572,7 +2017,7 @@
 </file>
 
 <file path=word/footer1.xml><?xml version="1.0" encoding="utf-8"?>
-<w:ftr xmlns:wpc="http://schemas.microsoft.com/office/word/2010/wordprocessingCanvas" xmlns:cx="http://schemas.microsoft.com/office/drawing/2014/chartex" xmlns:cx1="http://schemas.microsoft.com/office/drawing/2015/9/8/chartex" xmlns:cx2="http://schemas.microsoft.com/office/drawing/2015/10/21/chartex" xmlns:cx3="http://schemas.microsoft.com/office/drawing/2016/5/9/chartex" xmlns:cx4="http://schemas.microsoft.com/office/drawing/2016/5/10/chartex" xmlns:cx5="http://schemas.microsoft.com/office/drawing/2016/5/11/chartex" xmlns:cx6="http://schemas.microsoft.com/office/drawing/2016/5/12/chartex" xmlns:cx7="http://schemas.microsoft.com/office/drawing/2016/5/13/chartex" xmlns:cx8="http://schemas.microsoft.com/office/drawing/2016/5/14/chartex" xmlns:mc="http://schemas.openxmlformats.org/markup-compatibility/2006" xmlns:aink="http://schemas.microsoft.com/office/drawing/2016/ink" xmlns:am3d="http://schemas.microsoft.com/office/drawing/2017/model3d" xmlns:o="urn:schemas-microsoft-com:office:office" xmlns:oel="http://schemas.microsoft.com/office/2019/extlst" xmlns:r="http://schemas.openxmlformats.org/officeDocument/2006/relationships" xmlns:m="http://schemas.openxmlformats.org/officeDocument/2006/math" xmlns:v="urn:schemas-microsoft-com:vml" xmlns:wp14="http://schemas.microsoft.com/office/word/2010/wordprocessingDrawing" xmlns:wp="http://schemas.openxmlformats.org/drawingml/2006/wordprocessingDrawing" xmlns:w10="urn:schemas-microsoft-com:office:word" xmlns:w="http://schemas.openxmlformats.org/wordprocessingml/2006/main" xmlns:w14="http://schemas.microsoft.com/office/word/2010/wordml" xmlns:w15="http://schemas.microsoft.com/office/word/2012/wordml" xmlns:w16cex="http://schemas.microsoft.com/office/word/2018/wordml/cex" xmlns:w16cid="http://schemas.microsoft.com/office/word/2016/wordml/cid" xmlns:w16="http://schemas.microsoft.com/office/word/2018/wordml" xmlns:w16du="http://schemas.microsoft.com/office/word/2023/wordml/word16du" xmlns:w16sdtdh="http://schemas.microsoft.com/office/word/2020/wordml/sdtdatahash" xmlns:w16se="http://schemas.microsoft.com/office/word/2015/wordml/symex" xmlns:wpg="http://schemas.microsoft.com/office/word/2010/wordprocessingGroup" xmlns:wpi="http://schemas.microsoft.com/office/word/2010/wordprocessingInk" xmlns:wne="http://schemas.microsoft.com/office/word/2006/wordml" xmlns:wps="http://schemas.microsoft.com/office/word/2010/wordprocessingShape" mc:Ignorable="w14 w15 w16se w16cid w16 w16cex w16sdtdh wp14">
+<w:ftr xmlns:wpc="http://schemas.microsoft.com/office/word/2010/wordprocessingCanvas" xmlns:cx="http://schemas.microsoft.com/office/drawing/2014/chartex" xmlns:cx1="http://schemas.microsoft.com/office/drawing/2015/9/8/chartex" xmlns:cx2="http://schemas.microsoft.com/office/drawing/2015/10/21/chartex" xmlns:cx3="http://schemas.microsoft.com/office/drawing/2016/5/9/chartex" xmlns:cx4="http://schemas.microsoft.com/office/drawing/2016/5/10/chartex" xmlns:cx5="http://schemas.microsoft.com/office/drawing/2016/5/11/chartex" xmlns:cx6="http://schemas.microsoft.com/office/drawing/2016/5/12/chartex" xmlns:cx7="http://schemas.microsoft.com/office/drawing/2016/5/13/chartex" xmlns:cx8="http://schemas.microsoft.com/office/drawing/2016/5/14/chartex" xmlns:mc="http://schemas.openxmlformats.org/markup-compatibility/2006" xmlns:aink="http://schemas.microsoft.com/office/drawing/2016/ink" xmlns:am3d="http://schemas.microsoft.com/office/drawing/2017/model3d" xmlns:o="urn:schemas-microsoft-com:office:office" xmlns:r="http://schemas.openxmlformats.org/officeDocument/2006/relationships" xmlns:m="http://schemas.openxmlformats.org/officeDocument/2006/math" xmlns:v="urn:schemas-microsoft-com:vml" xmlns:wp14="http://schemas.microsoft.com/office/word/2010/wordprocessingDrawing" xmlns:wp="http://schemas.openxmlformats.org/drawingml/2006/wordprocessingDrawing" xmlns:w10="urn:schemas-microsoft-com:office:word" xmlns:w="http://schemas.openxmlformats.org/wordprocessingml/2006/main" xmlns:w14="http://schemas.microsoft.com/office/word/2010/wordml" xmlns:w15="http://schemas.microsoft.com/office/word/2012/wordml" xmlns:w16cex="http://schemas.microsoft.com/office/word/2018/wordml/cex" xmlns:w16cid="http://schemas.microsoft.com/office/word/2016/wordml/cid" xmlns:w16="http://schemas.microsoft.com/office/word/2018/wordml" xmlns:w16sdtdh="http://schemas.microsoft.com/office/word/2020/wordml/sdtdatahash" xmlns:w16se="http://schemas.microsoft.com/office/word/2015/wordml/symex" xmlns:wpg="http://schemas.microsoft.com/office/word/2010/wordprocessingGroup" xmlns:wpi="http://schemas.microsoft.com/office/word/2010/wordprocessingInk" xmlns:wne="http://schemas.microsoft.com/office/word/2006/wordml" xmlns:wps="http://schemas.microsoft.com/office/word/2010/wordprocessingShape" mc:Ignorable="w14 w15 w16se w16cid w16 w16cex w16sdtdh wp14">
   <w:sdt>
     <w:sdtPr>
       <w:id w:val="1495451635"/>
@@ -3581,20 +2026,20 @@
         <w:docPartUnique/>
       </w:docPartObj>
     </w:sdtPr>
+    <w:sdtEndPr/>
     <w:sdtContent>
       <w:p>
         <w:pPr>
           <w:pStyle w:val="a5"/>
+          <w:ind w:right="-1"/>
           <w:jc w:val="right"/>
         </w:pPr>
-        <w:proofErr w:type="gramStart"/>
         <w:r>
           <w:rPr>
             <w:rFonts w:hint="eastAsia"/>
           </w:rPr>
           <w:t>羅隱《自遣》</w:t>
         </w:r>
-        <w:proofErr w:type="gramEnd"/>
         <w:r>
           <w:fldChar w:fldCharType="begin"/>
         </w:r>
@@ -3625,7 +2070,7 @@
 </file>
 
 <file path=word/footnotes.xml><?xml version="1.0" encoding="utf-8"?>
-<w:footnotes xmlns:wpc="http://schemas.microsoft.com/office/word/2010/wordprocessingCanvas" xmlns:cx="http://schemas.microsoft.com/office/drawing/2014/chartex" xmlns:cx1="http://schemas.microsoft.com/office/drawing/2015/9/8/chartex" xmlns:cx2="http://schemas.microsoft.com/office/drawing/2015/10/21/chartex" xmlns:cx3="http://schemas.microsoft.com/office/drawing/2016/5/9/chartex" xmlns:cx4="http://schemas.microsoft.com/office/drawing/2016/5/10/chartex" xmlns:cx5="http://schemas.microsoft.com/office/drawing/2016/5/11/chartex" xmlns:cx6="http://schemas.microsoft.com/office/drawing/2016/5/12/chartex" xmlns:cx7="http://schemas.microsoft.com/office/drawing/2016/5/13/chartex" xmlns:cx8="http://schemas.microsoft.com/office/drawing/2016/5/14/chartex" xmlns:mc="http://schemas.openxmlformats.org/markup-compatibility/2006" xmlns:aink="http://schemas.microsoft.com/office/drawing/2016/ink" xmlns:am3d="http://schemas.microsoft.com/office/drawing/2017/model3d" xmlns:o="urn:schemas-microsoft-com:office:office" xmlns:oel="http://schemas.microsoft.com/office/2019/extlst" xmlns:r="http://schemas.openxmlformats.org/officeDocument/2006/relationships" xmlns:m="http://schemas.openxmlformats.org/officeDocument/2006/math" xmlns:v="urn:schemas-microsoft-com:vml" xmlns:wp14="http://schemas.microsoft.com/office/word/2010/wordprocessingDrawing" xmlns:wp="http://schemas.openxmlformats.org/drawingml/2006/wordprocessingDrawing" xmlns:w10="urn:schemas-microsoft-com:office:word" xmlns:w="http://schemas.openxmlformats.org/wordprocessingml/2006/main" xmlns:w14="http://schemas.microsoft.com/office/word/2010/wordml" xmlns:w15="http://schemas.microsoft.com/office/word/2012/wordml" xmlns:w16cex="http://schemas.microsoft.com/office/word/2018/wordml/cex" xmlns:w16cid="http://schemas.microsoft.com/office/word/2016/wordml/cid" xmlns:w16="http://schemas.microsoft.com/office/word/2018/wordml" xmlns:w16du="http://schemas.microsoft.com/office/word/2023/wordml/word16du" xmlns:w16sdtdh="http://schemas.microsoft.com/office/word/2020/wordml/sdtdatahash" xmlns:w16se="http://schemas.microsoft.com/office/word/2015/wordml/symex" xmlns:wpg="http://schemas.microsoft.com/office/word/2010/wordprocessingGroup" xmlns:wpi="http://schemas.microsoft.com/office/word/2010/wordprocessingInk" xmlns:wne="http://schemas.microsoft.com/office/word/2006/wordml" xmlns:wps="http://schemas.microsoft.com/office/word/2010/wordprocessingShape" mc:Ignorable="w14 w15 w16se w16cid w16 w16cex w16sdtdh wp14">
+<w:footnotes xmlns:wpc="http://schemas.microsoft.com/office/word/2010/wordprocessingCanvas" xmlns:cx="http://schemas.microsoft.com/office/drawing/2014/chartex" xmlns:cx1="http://schemas.microsoft.com/office/drawing/2015/9/8/chartex" xmlns:cx2="http://schemas.microsoft.com/office/drawing/2015/10/21/chartex" xmlns:cx3="http://schemas.microsoft.com/office/drawing/2016/5/9/chartex" xmlns:cx4="http://schemas.microsoft.com/office/drawing/2016/5/10/chartex" xmlns:cx5="http://schemas.microsoft.com/office/drawing/2016/5/11/chartex" xmlns:cx6="http://schemas.microsoft.com/office/drawing/2016/5/12/chartex" xmlns:cx7="http://schemas.microsoft.com/office/drawing/2016/5/13/chartex" xmlns:cx8="http://schemas.microsoft.com/office/drawing/2016/5/14/chartex" xmlns:mc="http://schemas.openxmlformats.org/markup-compatibility/2006" xmlns:aink="http://schemas.microsoft.com/office/drawing/2016/ink" xmlns:am3d="http://schemas.microsoft.com/office/drawing/2017/model3d" xmlns:o="urn:schemas-microsoft-com:office:office" xmlns:r="http://schemas.openxmlformats.org/officeDocument/2006/relationships" xmlns:m="http://schemas.openxmlformats.org/officeDocument/2006/math" xmlns:v="urn:schemas-microsoft-com:vml" xmlns:wp14="http://schemas.microsoft.com/office/word/2010/wordprocessingDrawing" xmlns:wp="http://schemas.openxmlformats.org/drawingml/2006/wordprocessingDrawing" xmlns:w10="urn:schemas-microsoft-com:office:word" xmlns:w="http://schemas.openxmlformats.org/wordprocessingml/2006/main" xmlns:w14="http://schemas.microsoft.com/office/word/2010/wordml" xmlns:w15="http://schemas.microsoft.com/office/word/2012/wordml" xmlns:w16cex="http://schemas.microsoft.com/office/word/2018/wordml/cex" xmlns:w16cid="http://schemas.microsoft.com/office/word/2016/wordml/cid" xmlns:w16="http://schemas.microsoft.com/office/word/2018/wordml" xmlns:w16sdtdh="http://schemas.microsoft.com/office/word/2020/wordml/sdtdatahash" xmlns:w16se="http://schemas.microsoft.com/office/word/2015/wordml/symex" xmlns:wpg="http://schemas.microsoft.com/office/word/2010/wordprocessingGroup" xmlns:wpi="http://schemas.microsoft.com/office/word/2010/wordprocessingInk" xmlns:wne="http://schemas.microsoft.com/office/word/2006/wordml" xmlns:wps="http://schemas.microsoft.com/office/word/2010/wordprocessingShape" mc:Ignorable="w14 w15 w16se w16cid w16 w16cex w16sdtdh wp14">
   <w:footnote w:type="separator" w:id="-1">
     <w:p>
       <w:pPr>
@@ -3650,7 +2095,7 @@
 </file>
 
 <file path=word/numbering.xml><?xml version="1.0" encoding="utf-8"?>
-<w:numbering xmlns:wpc="http://schemas.microsoft.com/office/word/2010/wordprocessingCanvas" xmlns:cx="http://schemas.microsoft.com/office/drawing/2014/chartex" xmlns:cx1="http://schemas.microsoft.com/office/drawing/2015/9/8/chartex" xmlns:cx2="http://schemas.microsoft.com/office/drawing/2015/10/21/chartex" xmlns:cx3="http://schemas.microsoft.com/office/drawing/2016/5/9/chartex" xmlns:cx4="http://schemas.microsoft.com/office/drawing/2016/5/10/chartex" xmlns:cx5="http://schemas.microsoft.com/office/drawing/2016/5/11/chartex" xmlns:cx6="http://schemas.microsoft.com/office/drawing/2016/5/12/chartex" xmlns:cx7="http://schemas.microsoft.com/office/drawing/2016/5/13/chartex" xmlns:cx8="http://schemas.microsoft.com/office/drawing/2016/5/14/chartex" xmlns:mc="http://schemas.openxmlformats.org/markup-compatibility/2006" xmlns:aink="http://schemas.microsoft.com/office/drawing/2016/ink" xmlns:am3d="http://schemas.microsoft.com/office/drawing/2017/model3d" xmlns:o="urn:schemas-microsoft-com:office:office" xmlns:oel="http://schemas.microsoft.com/office/2019/extlst" xmlns:r="http://schemas.openxmlformats.org/officeDocument/2006/relationships" xmlns:m="http://schemas.openxmlformats.org/officeDocument/2006/math" xmlns:v="urn:schemas-microsoft-com:vml" xmlns:wp14="http://schemas.microsoft.com/office/word/2010/wordprocessingDrawing" xmlns:wp="http://schemas.openxmlformats.org/drawingml/2006/wordprocessingDrawing" xmlns:w10="urn:schemas-microsoft-com:office:word" xmlns:w="http://schemas.openxmlformats.org/wordprocessingml/2006/main" xmlns:w14="http://schemas.microsoft.com/office/word/2010/wordml" xmlns:w15="http://schemas.microsoft.com/office/word/2012/wordml" xmlns:w16cex="http://schemas.microsoft.com/office/word/2018/wordml/cex" xmlns:w16cid="http://schemas.microsoft.com/office/word/2016/wordml/cid" xmlns:w16="http://schemas.microsoft.com/office/word/2018/wordml" xmlns:w16du="http://schemas.microsoft.com/office/word/2023/wordml/word16du" xmlns:w16sdtdh="http://schemas.microsoft.com/office/word/2020/wordml/sdtdatahash" xmlns:w16se="http://schemas.microsoft.com/office/word/2015/wordml/symex" xmlns:wpg="http://schemas.microsoft.com/office/word/2010/wordprocessingGroup" xmlns:wpi="http://schemas.microsoft.com/office/word/2010/wordprocessingInk" xmlns:wne="http://schemas.microsoft.com/office/word/2006/wordml" xmlns:wps="http://schemas.microsoft.com/office/word/2010/wordprocessingShape" mc:Ignorable="w14 w15 w16se w16cid w16 w16cex w16sdtdh wp14">
+<w:numbering xmlns:wpc="http://schemas.microsoft.com/office/word/2010/wordprocessingCanvas" xmlns:cx="http://schemas.microsoft.com/office/drawing/2014/chartex" xmlns:cx1="http://schemas.microsoft.com/office/drawing/2015/9/8/chartex" xmlns:cx2="http://schemas.microsoft.com/office/drawing/2015/10/21/chartex" xmlns:cx3="http://schemas.microsoft.com/office/drawing/2016/5/9/chartex" xmlns:cx4="http://schemas.microsoft.com/office/drawing/2016/5/10/chartex" xmlns:cx5="http://schemas.microsoft.com/office/drawing/2016/5/11/chartex" xmlns:cx6="http://schemas.microsoft.com/office/drawing/2016/5/12/chartex" xmlns:cx7="http://schemas.microsoft.com/office/drawing/2016/5/13/chartex" xmlns:cx8="http://schemas.microsoft.com/office/drawing/2016/5/14/chartex" xmlns:mc="http://schemas.openxmlformats.org/markup-compatibility/2006" xmlns:aink="http://schemas.microsoft.com/office/drawing/2016/ink" xmlns:am3d="http://schemas.microsoft.com/office/drawing/2017/model3d" xmlns:o="urn:schemas-microsoft-com:office:office" xmlns:r="http://schemas.openxmlformats.org/officeDocument/2006/relationships" xmlns:m="http://schemas.openxmlformats.org/officeDocument/2006/math" xmlns:v="urn:schemas-microsoft-com:vml" xmlns:wp14="http://schemas.microsoft.com/office/word/2010/wordprocessingDrawing" xmlns:wp="http://schemas.openxmlformats.org/drawingml/2006/wordprocessingDrawing" xmlns:w10="urn:schemas-microsoft-com:office:word" xmlns:w="http://schemas.openxmlformats.org/wordprocessingml/2006/main" xmlns:w14="http://schemas.microsoft.com/office/word/2010/wordml" xmlns:w15="http://schemas.microsoft.com/office/word/2012/wordml" xmlns:w16cex="http://schemas.microsoft.com/office/word/2018/wordml/cex" xmlns:w16cid="http://schemas.microsoft.com/office/word/2016/wordml/cid" xmlns:w16="http://schemas.microsoft.com/office/word/2018/wordml" xmlns:w16sdtdh="http://schemas.microsoft.com/office/word/2020/wordml/sdtdatahash" xmlns:w16se="http://schemas.microsoft.com/office/word/2015/wordml/symex" xmlns:wpg="http://schemas.microsoft.com/office/word/2010/wordprocessingGroup" xmlns:wpi="http://schemas.microsoft.com/office/word/2010/wordprocessingInk" xmlns:wne="http://schemas.microsoft.com/office/word/2006/wordml" xmlns:wps="http://schemas.microsoft.com/office/word/2010/wordprocessingShape" mc:Ignorable="w14 w15 w16se w16cid w16 w16cex w16sdtdh wp14">
   <w:abstractNum w:abstractNumId="0" w15:restartNumberingAfterBreak="0">
     <w:nsid w:val="01DD1AE5"/>
     <w:multiLevelType w:val="hybridMultilevel"/>
@@ -6312,76 +4757,76 @@
       </w:rPr>
     </w:lvl>
   </w:abstractNum>
-  <w:num w:numId="1" w16cid:durableId="1841851666">
+  <w:num w:numId="1">
     <w:abstractNumId w:val="17"/>
   </w:num>
-  <w:num w:numId="2" w16cid:durableId="124205906">
+  <w:num w:numId="2">
     <w:abstractNumId w:val="15"/>
   </w:num>
-  <w:num w:numId="3" w16cid:durableId="841968051">
+  <w:num w:numId="3">
     <w:abstractNumId w:val="18"/>
   </w:num>
-  <w:num w:numId="4" w16cid:durableId="1786462299">
+  <w:num w:numId="4">
     <w:abstractNumId w:val="6"/>
   </w:num>
-  <w:num w:numId="5" w16cid:durableId="519242602">
+  <w:num w:numId="5">
     <w:abstractNumId w:val="7"/>
   </w:num>
-  <w:num w:numId="6" w16cid:durableId="1695233673">
+  <w:num w:numId="6">
     <w:abstractNumId w:val="20"/>
   </w:num>
-  <w:num w:numId="7" w16cid:durableId="913853542">
+  <w:num w:numId="7">
     <w:abstractNumId w:val="12"/>
   </w:num>
-  <w:num w:numId="8" w16cid:durableId="1910771399">
+  <w:num w:numId="8">
     <w:abstractNumId w:val="10"/>
   </w:num>
-  <w:num w:numId="9" w16cid:durableId="942691393">
+  <w:num w:numId="9">
     <w:abstractNumId w:val="23"/>
   </w:num>
-  <w:num w:numId="10" w16cid:durableId="1013186656">
+  <w:num w:numId="10">
     <w:abstractNumId w:val="4"/>
   </w:num>
-  <w:num w:numId="11" w16cid:durableId="721557150">
+  <w:num w:numId="11">
     <w:abstractNumId w:val="21"/>
   </w:num>
-  <w:num w:numId="12" w16cid:durableId="172182769">
+  <w:num w:numId="12">
     <w:abstractNumId w:val="1"/>
   </w:num>
-  <w:num w:numId="13" w16cid:durableId="1147629156">
+  <w:num w:numId="13">
     <w:abstractNumId w:val="14"/>
   </w:num>
-  <w:num w:numId="14" w16cid:durableId="189613212">
+  <w:num w:numId="14">
     <w:abstractNumId w:val="16"/>
   </w:num>
-  <w:num w:numId="15" w16cid:durableId="988098106">
+  <w:num w:numId="15">
     <w:abstractNumId w:val="13"/>
   </w:num>
-  <w:num w:numId="16" w16cid:durableId="1288897638">
+  <w:num w:numId="16">
     <w:abstractNumId w:val="22"/>
   </w:num>
-  <w:num w:numId="17" w16cid:durableId="142546625">
+  <w:num w:numId="17">
     <w:abstractNumId w:val="3"/>
   </w:num>
-  <w:num w:numId="18" w16cid:durableId="1293948036">
+  <w:num w:numId="18">
     <w:abstractNumId w:val="11"/>
   </w:num>
-  <w:num w:numId="19" w16cid:durableId="1173834982">
+  <w:num w:numId="19">
     <w:abstractNumId w:val="19"/>
   </w:num>
-  <w:num w:numId="20" w16cid:durableId="2027831691">
+  <w:num w:numId="20">
     <w:abstractNumId w:val="2"/>
   </w:num>
-  <w:num w:numId="21" w16cid:durableId="314799758">
+  <w:num w:numId="21">
     <w:abstractNumId w:val="0"/>
   </w:num>
-  <w:num w:numId="22" w16cid:durableId="1354570293">
+  <w:num w:numId="22">
     <w:abstractNumId w:val="8"/>
   </w:num>
-  <w:num w:numId="23" w16cid:durableId="1424453302">
+  <w:num w:numId="23">
     <w:abstractNumId w:val="5"/>
   </w:num>
-  <w:num w:numId="24" w16cid:durableId="1028606080">
+  <w:num w:numId="24">
     <w:abstractNumId w:val="9"/>
   </w:num>
   <w:numIdMacAtCleanup w:val="7"/>
